--- a/נינו חכמון - מאנדס - 20191203.docx
+++ b/נינו חכמון - מאנדס - 20191203.docx
@@ -210,14 +210,35 @@
           <w:rFonts w:asciiTheme="minorBidi" w:hAnsiTheme="minorBidi" w:hint="cs"/>
           <w:rtl/>
         </w:rPr>
-        <w:t xml:space="preserve">ים, יחסי אנוש </w:t>
+        <w:t>ים,</w:t>
       </w:r>
       <w:r>
         <w:rPr>
           <w:rFonts w:asciiTheme="minorBidi" w:hAnsiTheme="minorBidi" w:hint="cs"/>
           <w:rtl/>
         </w:rPr>
-        <w:t xml:space="preserve">וסבלנות. </w:t>
+        <w:t xml:space="preserve"> בעל</w:t>
+      </w:r>
+      <w:r>
+        <w:rPr>
+          <w:rFonts w:asciiTheme="minorBidi" w:hAnsiTheme="minorBidi" w:hint="cs"/>
+          <w:rtl/>
+        </w:rPr>
+        <w:t xml:space="preserve"> יחסי אנוש </w:t>
+      </w:r>
+      <w:r>
+        <w:rPr>
+          <w:rFonts w:asciiTheme="minorBidi" w:hAnsiTheme="minorBidi" w:hint="cs"/>
+          <w:rtl/>
+        </w:rPr>
+        <w:t>טובים ומאוד יסודי</w:t>
+      </w:r>
+      <w:r>
+        <w:rPr>
+          <w:rFonts w:asciiTheme="minorBidi" w:hAnsiTheme="minorBidi" w:hint="cs"/>
+          <w:rtl/>
+        </w:rPr>
+        <w:t xml:space="preserve">. </w:t>
       </w:r>
       <w:r>
         <w:rPr>
@@ -319,8 +340,8 @@
         <w:tblLook w:val="04A0" w:firstRow="1" w:lastRow="0" w:firstColumn="1" w:lastColumn="0" w:noHBand="0" w:noVBand="1"/>
       </w:tblPr>
       <w:tblGrid>
-        <w:gridCol w:w="1495"/>
-        <w:gridCol w:w="6801"/>
+        <w:gridCol w:w="1468"/>
+        <w:gridCol w:w="6828"/>
       </w:tblGrid>
       <w:tr>
         <w:trPr>
@@ -358,6 +379,7 @@
           </w:p>
           <w:p>
             <w:pPr>
+              <w:spacing w:line="360" w:lineRule="auto"/>
               <w:rPr>
                 <w:rFonts w:asciiTheme="minorBidi" w:hAnsiTheme="minorBidi" w:cs="Arial"/>
               </w:rPr>
@@ -391,19 +413,25 @@
                 <w:ilvl w:val="0"/>
                 <w:numId w:val="3"/>
               </w:numPr>
-              <w:rPr>
-                <w:rFonts w:asciiTheme="minorBidi" w:hAnsiTheme="minorBidi"/>
-              </w:rPr>
-            </w:pPr>
-            <w:proofErr w:type="spellStart"/>
-            <w:r>
-              <w:rPr>
-                <w:rFonts w:asciiTheme="minorBidi" w:hAnsiTheme="minorBidi" w:hint="cs"/>
-                <w:rtl/>
-              </w:rPr>
-              <w:t>עקרערקע</w:t>
-            </w:r>
-            <w:proofErr w:type="spellEnd"/>
+              <w:spacing w:line="360" w:lineRule="auto"/>
+              <w:rPr>
+                <w:rFonts w:asciiTheme="minorBidi" w:hAnsiTheme="minorBidi"/>
+              </w:rPr>
+            </w:pPr>
+            <w:r>
+              <w:rPr>
+                <w:rFonts w:asciiTheme="minorBidi" w:hAnsiTheme="minorBidi" w:cs="Arial"/>
+                <w:rtl/>
+              </w:rPr>
+              <w:t>העבודה הינה דינמית ומאתגרת</w:t>
+            </w:r>
+            <w:r>
+              <w:rPr>
+                <w:rFonts w:asciiTheme="minorBidi" w:hAnsiTheme="minorBidi" w:cs="Arial" w:hint="cs"/>
+                <w:rtl/>
+              </w:rPr>
+              <w:t>.</w:t>
+            </w:r>
           </w:p>
           <w:p>
             <w:pPr>
@@ -412,19 +440,18 @@
                 <w:ilvl w:val="0"/>
                 <w:numId w:val="3"/>
               </w:numPr>
-              <w:rPr>
-                <w:rFonts w:asciiTheme="minorBidi" w:hAnsiTheme="minorBidi"/>
-              </w:rPr>
-            </w:pPr>
-            <w:proofErr w:type="spellStart"/>
-            <w:r>
-              <w:rPr>
-                <w:rFonts w:asciiTheme="minorBidi" w:hAnsiTheme="minorBidi" w:hint="cs"/>
-                <w:rtl/>
-              </w:rPr>
-              <w:t>רעקרערק</w:t>
-            </w:r>
-            <w:proofErr w:type="spellEnd"/>
+              <w:spacing w:line="360" w:lineRule="auto"/>
+              <w:rPr>
+                <w:rFonts w:asciiTheme="minorBidi" w:hAnsiTheme="minorBidi"/>
+              </w:rPr>
+            </w:pPr>
+            <w:r>
+              <w:rPr>
+                <w:rFonts w:asciiTheme="minorBidi" w:hAnsiTheme="minorBidi" w:cs="Arial"/>
+                <w:rtl/>
+              </w:rPr>
+              <w:t>המשלבת הליכה מרובה ואינטראקציה עם לקוחות החברה.</w:t>
+            </w:r>
           </w:p>
           <w:p>
             <w:pPr>
@@ -433,19 +460,25 @@
                 <w:ilvl w:val="0"/>
                 <w:numId w:val="3"/>
               </w:numPr>
-              <w:rPr>
-                <w:rFonts w:asciiTheme="minorBidi" w:hAnsiTheme="minorBidi"/>
-              </w:rPr>
-            </w:pPr>
-            <w:proofErr w:type="spellStart"/>
-            <w:r>
-              <w:rPr>
-                <w:rFonts w:asciiTheme="minorBidi" w:hAnsiTheme="minorBidi" w:hint="cs"/>
-                <w:rtl/>
-              </w:rPr>
-              <w:t>קרערעקר</w:t>
-            </w:r>
-            <w:proofErr w:type="spellEnd"/>
+              <w:spacing w:line="360" w:lineRule="auto"/>
+              <w:rPr>
+                <w:rFonts w:asciiTheme="minorBidi" w:hAnsiTheme="minorBidi"/>
+              </w:rPr>
+            </w:pPr>
+            <w:r>
+              <w:rPr>
+                <w:rFonts w:asciiTheme="minorBidi" w:hAnsiTheme="minorBidi" w:cs="Arial"/>
+                <w:rtl/>
+              </w:rPr>
+              <w:t>העבודה הינה דינמית ומאתגרת</w:t>
+            </w:r>
+            <w:r>
+              <w:rPr>
+                <w:rFonts w:asciiTheme="minorBidi" w:hAnsiTheme="minorBidi" w:cs="Arial" w:hint="cs"/>
+                <w:rtl/>
+              </w:rPr>
+              <w:t>.</w:t>
+            </w:r>
           </w:p>
           <w:p>
             <w:pPr>
@@ -454,31 +487,79 @@
                 <w:ilvl w:val="0"/>
                 <w:numId w:val="3"/>
               </w:numPr>
-              <w:rPr>
-                <w:rFonts w:asciiTheme="minorBidi" w:hAnsiTheme="minorBidi"/>
-              </w:rPr>
-            </w:pPr>
-            <w:proofErr w:type="spellStart"/>
-            <w:r>
-              <w:rPr>
-                <w:rFonts w:asciiTheme="minorBidi" w:hAnsiTheme="minorBidi" w:hint="cs"/>
-                <w:rtl/>
-              </w:rPr>
-              <w:t>קרעקע</w:t>
-            </w:r>
-            <w:proofErr w:type="spellEnd"/>
-          </w:p>
-          <w:p>
-            <w:pPr>
-              <w:rPr>
-                <w:rFonts w:asciiTheme="minorBidi" w:hAnsiTheme="minorBidi"/>
-              </w:rPr>
-            </w:pPr>
-          </w:p>
-          <w:p>
-            <w:pPr>
+              <w:spacing w:line="360" w:lineRule="auto"/>
+              <w:rPr>
+                <w:rFonts w:asciiTheme="minorBidi" w:hAnsiTheme="minorBidi"/>
+              </w:rPr>
+            </w:pPr>
+            <w:r>
               <w:rPr>
                 <w:rFonts w:asciiTheme="minorBidi" w:hAnsiTheme="minorBidi" w:cs="Arial"/>
+                <w:rtl/>
+              </w:rPr>
+              <w:t>המשלבת הליכה מרובה ואינטראקציה עם לקוחות החברה.</w:t>
+            </w:r>
+          </w:p>
+          <w:p>
+            <w:pPr>
+              <w:pStyle w:val="a4"/>
+              <w:numPr>
+                <w:ilvl w:val="0"/>
+                <w:numId w:val="3"/>
+              </w:numPr>
+              <w:spacing w:line="360" w:lineRule="auto"/>
+              <w:rPr>
+                <w:rFonts w:asciiTheme="minorBidi" w:hAnsiTheme="minorBidi"/>
+              </w:rPr>
+            </w:pPr>
+            <w:r>
+              <w:rPr>
+                <w:rFonts w:asciiTheme="minorBidi" w:hAnsiTheme="minorBidi" w:cs="Arial"/>
+                <w:rtl/>
+              </w:rPr>
+              <w:t>העבודה הינה דינמית ומאתגרת</w:t>
+            </w:r>
+            <w:r>
+              <w:rPr>
+                <w:rFonts w:asciiTheme="minorBidi" w:hAnsiTheme="minorBidi" w:cs="Arial" w:hint="cs"/>
+                <w:rtl/>
+              </w:rPr>
+              <w:t>.</w:t>
+            </w:r>
+          </w:p>
+          <w:p>
+            <w:pPr>
+              <w:pStyle w:val="a4"/>
+              <w:numPr>
+                <w:ilvl w:val="0"/>
+                <w:numId w:val="3"/>
+              </w:numPr>
+              <w:spacing w:line="360" w:lineRule="auto"/>
+              <w:rPr>
+                <w:rFonts w:asciiTheme="minorBidi" w:hAnsiTheme="minorBidi"/>
+              </w:rPr>
+            </w:pPr>
+            <w:r>
+              <w:rPr>
+                <w:rFonts w:asciiTheme="minorBidi" w:hAnsiTheme="minorBidi" w:cs="Arial"/>
+                <w:rtl/>
+              </w:rPr>
+              <w:t>המשלבת הליכה מרובה ואינטראקציה עם לקוחות החברה.</w:t>
+            </w:r>
+          </w:p>
+          <w:p>
+            <w:pPr>
+              <w:rPr>
+                <w:rFonts w:asciiTheme="minorBidi" w:hAnsiTheme="minorBidi"/>
+              </w:rPr>
+            </w:pPr>
+          </w:p>
+          <w:p>
+            <w:pPr>
+              <w:spacing w:line="360" w:lineRule="auto"/>
+              <w:rPr>
+                <w:rFonts w:asciiTheme="minorBidi" w:hAnsiTheme="minorBidi" w:cs="Arial"/>
+                <w:rtl/>
               </w:rPr>
             </w:pPr>
             <w:r>
@@ -524,14 +605,101 @@
           </w:p>
           <w:p>
             <w:pPr>
-              <w:rPr>
-                <w:rFonts w:asciiTheme="minorBidi" w:hAnsiTheme="minorBidi"/>
-                <w:rtl/>
-              </w:rPr>
-            </w:pPr>
-          </w:p>
-          <w:p>
-            <w:pPr>
+              <w:pStyle w:val="a4"/>
+              <w:numPr>
+                <w:ilvl w:val="0"/>
+                <w:numId w:val="3"/>
+              </w:numPr>
+              <w:spacing w:line="360" w:lineRule="auto"/>
+              <w:rPr>
+                <w:rFonts w:asciiTheme="minorBidi" w:hAnsiTheme="minorBidi"/>
+              </w:rPr>
+            </w:pPr>
+            <w:r>
+              <w:rPr>
+                <w:rFonts w:asciiTheme="minorBidi" w:hAnsiTheme="minorBidi" w:cs="Arial"/>
+                <w:rtl/>
+              </w:rPr>
+              <w:t>העבודה הינה דינמית ומאתגרת</w:t>
+            </w:r>
+            <w:r>
+              <w:rPr>
+                <w:rFonts w:asciiTheme="minorBidi" w:hAnsiTheme="minorBidi" w:cs="Arial" w:hint="cs"/>
+                <w:rtl/>
+              </w:rPr>
+              <w:t>.</w:t>
+            </w:r>
+          </w:p>
+          <w:p>
+            <w:pPr>
+              <w:pStyle w:val="a4"/>
+              <w:numPr>
+                <w:ilvl w:val="0"/>
+                <w:numId w:val="3"/>
+              </w:numPr>
+              <w:spacing w:line="360" w:lineRule="auto"/>
+              <w:rPr>
+                <w:rFonts w:asciiTheme="minorBidi" w:hAnsiTheme="minorBidi"/>
+              </w:rPr>
+            </w:pPr>
+            <w:r>
+              <w:rPr>
+                <w:rFonts w:asciiTheme="minorBidi" w:hAnsiTheme="minorBidi" w:cs="Arial"/>
+                <w:rtl/>
+              </w:rPr>
+              <w:t>המשלבת הליכה מרובה ואינטראקציה עם לקוחות החברה.</w:t>
+            </w:r>
+          </w:p>
+          <w:p>
+            <w:pPr>
+              <w:pStyle w:val="a4"/>
+              <w:numPr>
+                <w:ilvl w:val="0"/>
+                <w:numId w:val="3"/>
+              </w:numPr>
+              <w:spacing w:line="360" w:lineRule="auto"/>
+              <w:rPr>
+                <w:rFonts w:asciiTheme="minorBidi" w:hAnsiTheme="minorBidi"/>
+              </w:rPr>
+            </w:pPr>
+            <w:r>
+              <w:rPr>
+                <w:rFonts w:asciiTheme="minorBidi" w:hAnsiTheme="minorBidi" w:cs="Arial"/>
+                <w:rtl/>
+              </w:rPr>
+              <w:t>העבודה הינה דינמית ומאתגרת</w:t>
+            </w:r>
+            <w:r>
+              <w:rPr>
+                <w:rFonts w:asciiTheme="minorBidi" w:hAnsiTheme="minorBidi" w:cs="Arial" w:hint="cs"/>
+                <w:rtl/>
+              </w:rPr>
+              <w:t>.</w:t>
+            </w:r>
+          </w:p>
+          <w:p>
+            <w:pPr>
+              <w:pStyle w:val="a4"/>
+              <w:numPr>
+                <w:ilvl w:val="0"/>
+                <w:numId w:val="3"/>
+              </w:numPr>
+              <w:spacing w:line="360" w:lineRule="auto"/>
+              <w:rPr>
+                <w:rFonts w:asciiTheme="minorBidi" w:hAnsiTheme="minorBidi"/>
+              </w:rPr>
+            </w:pPr>
+            <w:r>
+              <w:rPr>
+                <w:rFonts w:asciiTheme="minorBidi" w:hAnsiTheme="minorBidi" w:cs="Arial"/>
+                <w:rtl/>
+              </w:rPr>
+              <w:t>המשלבת הליכה מרובה ואינטראקציה עם לקוחות החברה.</w:t>
+            </w:r>
+          </w:p>
+          <w:p>
+            <w:pPr>
+              <w:spacing w:line="360" w:lineRule="auto"/>
               <w:rPr>
                 <w:b/>
                 <w:bCs/>
@@ -566,7 +734,7 @@
       <w:tr>
         <w:tc>
           <w:tcPr>
-            <w:tcW w:w="1495" w:type="dxa"/>
+            <w:tcW w:w="1468" w:type="dxa"/>
             <w:tcBorders>
               <w:top w:val="single" w:sz="4" w:space="0" w:color="auto"/>
               <w:left w:val="single" w:sz="4" w:space="0" w:color="auto"/>
@@ -599,16 +767,37 @@
             </w:r>
             <w:r>
               <w:rPr>
+                <w:rFonts w:cs="Arial" w:hint="cs"/>
+                <w:rtl/>
+              </w:rPr>
+              <w:t xml:space="preserve"> </w:t>
+            </w:r>
+            <w:r>
+              <w:rPr>
                 <w:rFonts w:cs="Arial"/>
                 <w:rtl/>
               </w:rPr>
-              <w:t>-1993</w:t>
+              <w:t>-</w:t>
+            </w:r>
+            <w:r>
+              <w:rPr>
+                <w:rFonts w:cs="Arial" w:hint="cs"/>
+                <w:rtl/>
+              </w:rPr>
+              <w:t xml:space="preserve"> </w:t>
+            </w:r>
+            <w:r>
+              <w:rPr>
+                <w:rFonts w:cs="Arial"/>
+                <w:rtl/>
+              </w:rPr>
+              <w:t>1993</w:t>
             </w:r>
           </w:p>
         </w:tc>
         <w:tc>
           <w:tcPr>
-            <w:tcW w:w="6801" w:type="dxa"/>
+            <w:tcW w:w="6828" w:type="dxa"/>
             <w:tcBorders>
               <w:top w:val="single" w:sz="4" w:space="0" w:color="auto"/>
               <w:left w:val="single" w:sz="4" w:space="0" w:color="auto"/>
@@ -660,144 +849,6 @@
               </w:rPr>
               <w:t>.</w:t>
             </w:r>
-          </w:p>
-        </w:tc>
-      </w:tr>
-      <w:tr>
-        <w:tc>
-          <w:tcPr>
-            <w:tcW w:w="1495" w:type="dxa"/>
-            <w:tcBorders>
-              <w:top w:val="single" w:sz="4" w:space="0" w:color="auto"/>
-              <w:left w:val="single" w:sz="4" w:space="0" w:color="auto"/>
-              <w:bottom w:val="single" w:sz="4" w:space="0" w:color="auto"/>
-              <w:right w:val="single" w:sz="4" w:space="0" w:color="auto"/>
-            </w:tcBorders>
-            <w:vAlign w:val="center"/>
-          </w:tcPr>
-          <w:p>
-            <w:pPr>
-              <w:spacing w:line="360" w:lineRule="auto"/>
-              <w:rPr>
-                <w:rFonts w:cs="Arial"/>
-                <w:color w:val="FF0000"/>
-                <w:rtl/>
-              </w:rPr>
-            </w:pPr>
-            <w:bookmarkStart w:id="0" w:name="_GoBack"/>
-            <w:bookmarkEnd w:id="0"/>
-          </w:p>
-        </w:tc>
-        <w:tc>
-          <w:tcPr>
-            <w:tcW w:w="6801" w:type="dxa"/>
-            <w:tcBorders>
-              <w:top w:val="single" w:sz="4" w:space="0" w:color="auto"/>
-              <w:left w:val="single" w:sz="4" w:space="0" w:color="auto"/>
-              <w:bottom w:val="single" w:sz="4" w:space="0" w:color="auto"/>
-              <w:right w:val="single" w:sz="4" w:space="0" w:color="auto"/>
-            </w:tcBorders>
-            <w:vAlign w:val="center"/>
-          </w:tcPr>
-          <w:p>
-            <w:pPr>
-              <w:spacing w:line="360" w:lineRule="auto"/>
-              <w:rPr>
-                <w:rFonts w:cs="Arial"/>
-                <w:color w:val="FF0000"/>
-                <w:rtl/>
-              </w:rPr>
-            </w:pPr>
-          </w:p>
-        </w:tc>
-      </w:tr>
-      <w:tr>
-        <w:tc>
-          <w:tcPr>
-            <w:tcW w:w="1495" w:type="dxa"/>
-            <w:tcBorders>
-              <w:top w:val="single" w:sz="4" w:space="0" w:color="auto"/>
-              <w:left w:val="single" w:sz="4" w:space="0" w:color="auto"/>
-              <w:bottom w:val="single" w:sz="4" w:space="0" w:color="auto"/>
-              <w:right w:val="single" w:sz="4" w:space="0" w:color="auto"/>
-            </w:tcBorders>
-            <w:vAlign w:val="center"/>
-          </w:tcPr>
-          <w:p>
-            <w:pPr>
-              <w:spacing w:line="360" w:lineRule="auto"/>
-              <w:rPr>
-                <w:rFonts w:cs="Arial"/>
-                <w:color w:val="FF0000"/>
-                <w:rtl/>
-              </w:rPr>
-            </w:pPr>
-          </w:p>
-        </w:tc>
-        <w:tc>
-          <w:tcPr>
-            <w:tcW w:w="6801" w:type="dxa"/>
-            <w:tcBorders>
-              <w:top w:val="single" w:sz="4" w:space="0" w:color="auto"/>
-              <w:left w:val="single" w:sz="4" w:space="0" w:color="auto"/>
-              <w:bottom w:val="single" w:sz="4" w:space="0" w:color="auto"/>
-              <w:right w:val="single" w:sz="4" w:space="0" w:color="auto"/>
-            </w:tcBorders>
-            <w:vAlign w:val="center"/>
-          </w:tcPr>
-          <w:p>
-            <w:pPr>
-              <w:spacing w:line="360" w:lineRule="auto"/>
-              <w:rPr>
-                <w:rFonts w:cs="Arial"/>
-                <w:color w:val="FF0000"/>
-                <w:rtl/>
-              </w:rPr>
-            </w:pPr>
-          </w:p>
-        </w:tc>
-      </w:tr>
-      <w:tr>
-        <w:tc>
-          <w:tcPr>
-            <w:tcW w:w="1495" w:type="dxa"/>
-            <w:tcBorders>
-              <w:top w:val="single" w:sz="4" w:space="0" w:color="auto"/>
-              <w:left w:val="single" w:sz="4" w:space="0" w:color="auto"/>
-              <w:bottom w:val="single" w:sz="4" w:space="0" w:color="auto"/>
-              <w:right w:val="single" w:sz="4" w:space="0" w:color="auto"/>
-            </w:tcBorders>
-            <w:vAlign w:val="center"/>
-          </w:tcPr>
-          <w:p>
-            <w:pPr>
-              <w:spacing w:line="360" w:lineRule="auto"/>
-              <w:rPr>
-                <w:rFonts w:cs="Arial"/>
-                <w:rtl/>
-              </w:rPr>
-            </w:pPr>
-          </w:p>
-        </w:tc>
-        <w:tc>
-          <w:tcPr>
-            <w:tcW w:w="6801" w:type="dxa"/>
-            <w:tcBorders>
-              <w:top w:val="single" w:sz="4" w:space="0" w:color="auto"/>
-              <w:left w:val="single" w:sz="4" w:space="0" w:color="auto"/>
-              <w:bottom w:val="single" w:sz="4" w:space="0" w:color="auto"/>
-              <w:right w:val="single" w:sz="4" w:space="0" w:color="auto"/>
-            </w:tcBorders>
-            <w:vAlign w:val="center"/>
-          </w:tcPr>
-          <w:p>
-            <w:pPr>
-              <w:spacing w:line="360" w:lineRule="auto"/>
-              <w:rPr>
-                <w:rFonts w:cs="Arial"/>
-                <w:rtl/>
-              </w:rPr>
-            </w:pPr>
           </w:p>
         </w:tc>
       </w:tr>
@@ -881,19 +932,11 @@
                 <w:rFonts w:asciiTheme="minorBidi" w:hAnsiTheme="minorBidi"/>
               </w:rPr>
             </w:pPr>
-            <w:proofErr w:type="spellStart"/>
-            <w:r>
-              <w:rPr>
-                <w:rFonts w:asciiTheme="minorBidi" w:hAnsiTheme="minorBidi"/>
-              </w:rPr>
-              <w:t>Javascript</w:t>
-            </w:r>
-            <w:proofErr w:type="spellEnd"/>
-            <w:r>
-              <w:rPr>
-                <w:rFonts w:asciiTheme="minorBidi" w:hAnsiTheme="minorBidi"/>
-              </w:rPr>
-              <w:t>, Html, Xml</w:t>
+            <w:r>
+              <w:rPr>
+                <w:rFonts w:asciiTheme="minorBidi" w:hAnsiTheme="minorBidi"/>
+              </w:rPr>
+              <w:t>Javascript, Html, Xml</w:t>
             </w:r>
           </w:p>
           <w:p>
@@ -931,16 +974,8 @@
               <w:rPr>
                 <w:rFonts w:asciiTheme="minorBidi" w:hAnsiTheme="minorBidi"/>
               </w:rPr>
-              <w:t xml:space="preserve">servlets and </w:t>
-            </w:r>
-            <w:proofErr w:type="spellStart"/>
-            <w:r>
-              <w:rPr>
-                <w:rFonts w:asciiTheme="minorBidi" w:hAnsiTheme="minorBidi"/>
-              </w:rPr>
-              <w:t>jsp</w:t>
-            </w:r>
-            <w:proofErr w:type="spellEnd"/>
+              <w:t>servlets and jsp</w:t>
+            </w:r>
           </w:p>
           <w:p>
             <w:pPr>
@@ -1035,212 +1070,121 @@
         </w:rPr>
       </w:pPr>
     </w:p>
-    <w:tbl>
-      <w:tblPr>
-        <w:tblStyle w:val="a3"/>
-        <w:bidiVisual/>
-        <w:tblW w:w="0" w:type="auto"/>
-        <w:tblBorders>
-          <w:top w:val="none" w:sz="0" w:space="0" w:color="auto"/>
-          <w:left w:val="none" w:sz="0" w:space="0" w:color="auto"/>
-          <w:bottom w:val="none" w:sz="0" w:space="0" w:color="auto"/>
-          <w:right w:val="none" w:sz="0" w:space="0" w:color="auto"/>
-          <w:insideH w:val="none" w:sz="0" w:space="0" w:color="auto"/>
-          <w:insideV w:val="none" w:sz="0" w:space="0" w:color="auto"/>
-        </w:tblBorders>
-        <w:tblLayout w:type="fixed"/>
-        <w:tblLook w:val="04A0" w:firstRow="1" w:lastRow="0" w:firstColumn="1" w:lastColumn="0" w:noHBand="0" w:noVBand="1"/>
-      </w:tblPr>
-      <w:tblGrid>
-        <w:gridCol w:w="1495"/>
-        <w:gridCol w:w="6801"/>
-      </w:tblGrid>
-      <w:tr>
-        <w:trPr>
-          <w:trHeight w:val="441"/>
-        </w:trPr>
-        <w:tc>
-          <w:tcPr>
-            <w:tcW w:w="8296" w:type="dxa"/>
-            <w:gridSpan w:val="2"/>
-            <w:vAlign w:val="center"/>
-          </w:tcPr>
-          <w:p>
-            <w:pPr>
-              <w:rPr>
-                <w:b/>
-                <w:bCs/>
-                <w:u w:val="single"/>
-                <w:rtl/>
-              </w:rPr>
-            </w:pPr>
-            <w:r>
-              <w:rPr>
-                <w:rFonts w:cs="Arial"/>
-                <w:b/>
-                <w:bCs/>
-                <w:u w:val="single"/>
-                <w:rtl/>
-              </w:rPr>
-              <w:t>שפות</w:t>
-            </w:r>
-          </w:p>
-          <w:p>
-            <w:pPr>
-              <w:rPr>
-                <w:b/>
-                <w:bCs/>
-                <w:u w:val="single"/>
-                <w:rtl/>
-              </w:rPr>
-            </w:pPr>
-          </w:p>
-        </w:tc>
-      </w:tr>
-      <w:tr>
-        <w:tc>
-          <w:tcPr>
-            <w:tcW w:w="1495" w:type="dxa"/>
-            <w:vAlign w:val="center"/>
-          </w:tcPr>
-          <w:p>
-            <w:pPr>
-              <w:spacing w:line="360" w:lineRule="auto"/>
-              <w:rPr>
-                <w:rtl/>
-              </w:rPr>
-            </w:pPr>
-            <w:r>
-              <w:rPr>
-                <w:rFonts w:cs="Arial"/>
-                <w:rtl/>
-              </w:rPr>
-              <w:t>צרפתית</w:t>
-            </w:r>
-          </w:p>
-        </w:tc>
-        <w:tc>
-          <w:tcPr>
-            <w:tcW w:w="6801" w:type="dxa"/>
-            <w:vAlign w:val="center"/>
-          </w:tcPr>
-          <w:p>
-            <w:pPr>
-              <w:spacing w:line="360" w:lineRule="auto"/>
-              <w:rPr>
-                <w:rtl/>
-              </w:rPr>
-            </w:pPr>
-            <w:r>
-              <w:rPr>
-                <w:rFonts w:cs="Arial"/>
-                <w:rtl/>
-              </w:rPr>
-              <w:t>שפת אם</w:t>
-            </w:r>
-          </w:p>
-        </w:tc>
-      </w:tr>
-      <w:tr>
-        <w:tc>
-          <w:tcPr>
-            <w:tcW w:w="1495" w:type="dxa"/>
-            <w:vAlign w:val="center"/>
-          </w:tcPr>
-          <w:p>
-            <w:pPr>
-              <w:spacing w:line="360" w:lineRule="auto"/>
-              <w:rPr>
-                <w:rFonts w:cs="Arial"/>
-                <w:rtl/>
-              </w:rPr>
-            </w:pPr>
-            <w:r>
-              <w:rPr>
-                <w:rFonts w:cs="Arial"/>
-                <w:rtl/>
-              </w:rPr>
-              <w:t>עברית</w:t>
-            </w:r>
-          </w:p>
-        </w:tc>
-        <w:tc>
-          <w:tcPr>
-            <w:tcW w:w="6801" w:type="dxa"/>
-            <w:vAlign w:val="center"/>
-          </w:tcPr>
-          <w:p>
-            <w:pPr>
-              <w:spacing w:line="360" w:lineRule="auto"/>
-              <w:rPr>
-                <w:rFonts w:cs="Arial"/>
-                <w:rtl/>
-              </w:rPr>
-            </w:pPr>
-            <w:r>
-              <w:rPr>
-                <w:rFonts w:cs="Arial"/>
-                <w:rtl/>
-              </w:rPr>
-              <w:t>ברמת שפת אם</w:t>
-            </w:r>
-          </w:p>
-        </w:tc>
-      </w:tr>
-      <w:tr>
-        <w:tc>
-          <w:tcPr>
-            <w:tcW w:w="1495" w:type="dxa"/>
-            <w:vAlign w:val="center"/>
-          </w:tcPr>
-          <w:p>
-            <w:pPr>
-              <w:spacing w:line="360" w:lineRule="auto"/>
-              <w:rPr>
-                <w:rFonts w:cs="Arial"/>
-                <w:rtl/>
-              </w:rPr>
-            </w:pPr>
-            <w:r>
-              <w:rPr>
-                <w:rFonts w:cs="Arial"/>
-                <w:rtl/>
-              </w:rPr>
-              <w:t>אנגלית</w:t>
-            </w:r>
-          </w:p>
-        </w:tc>
-        <w:tc>
-          <w:tcPr>
-            <w:tcW w:w="6801" w:type="dxa"/>
-            <w:vAlign w:val="center"/>
-          </w:tcPr>
-          <w:p>
-            <w:pPr>
-              <w:spacing w:line="360" w:lineRule="auto"/>
-              <w:rPr>
-                <w:rFonts w:cs="Arial"/>
-                <w:rtl/>
-              </w:rPr>
-            </w:pPr>
-            <w:r>
-              <w:rPr>
-                <w:rFonts w:cs="Arial"/>
-                <w:rtl/>
-              </w:rPr>
-              <w:t>ברמת מקצועית</w:t>
-            </w:r>
-          </w:p>
-        </w:tc>
-      </w:tr>
-    </w:tbl>
     <w:p>
       <w:pPr>
+        <w:spacing w:line="360" w:lineRule="auto"/>
         <w:rPr>
           <w:rFonts w:cs="Arial"/>
-          <w:rtl/>
-        </w:rPr>
-      </w:pPr>
+          <w:b/>
+          <w:bCs/>
+          <w:u w:val="single"/>
+          <w:rtl/>
+        </w:rPr>
+      </w:pPr>
+      <w:r>
+        <w:rPr>
+          <w:rFonts w:cs="Arial"/>
+          <w:b/>
+          <w:bCs/>
+          <w:u w:val="single"/>
+          <w:rtl/>
+        </w:rPr>
+        <w:t>שפות</w:t>
+      </w:r>
+    </w:p>
+    <w:p>
+      <w:pPr>
+        <w:rPr>
+          <w:rFonts w:cs="Arial"/>
+          <w:rtl/>
+        </w:rPr>
+      </w:pPr>
+      <w:r>
+        <w:rPr>
+          <w:rFonts w:cs="Arial"/>
+          <w:rtl/>
+        </w:rPr>
+        <w:t>עברית</w:t>
+      </w:r>
+      <w:r>
+        <w:rPr>
+          <w:rFonts w:cs="Arial" w:hint="cs"/>
+          <w:rtl/>
+        </w:rPr>
+        <w:t xml:space="preserve"> </w:t>
+      </w:r>
+      <w:r>
+        <w:rPr>
+          <w:rFonts w:cs="Arial"/>
+          <w:rtl/>
+        </w:rPr>
+        <w:t xml:space="preserve">: </w:t>
+      </w:r>
+      <w:r>
+        <w:rPr>
+          <w:rFonts w:cs="Arial" w:hint="cs"/>
+          <w:rtl/>
+        </w:rPr>
+        <w:t xml:space="preserve">ברמת </w:t>
+      </w:r>
+      <w:r>
+        <w:rPr>
+          <w:rFonts w:cs="Arial"/>
+          <w:rtl/>
+        </w:rPr>
+        <w:t xml:space="preserve">שפת אם, </w:t>
+      </w:r>
+      <w:r>
+        <w:rPr>
+          <w:rFonts w:cs="Arial"/>
+          <w:rtl/>
+        </w:rPr>
+        <w:t>צרפתית</w:t>
+      </w:r>
+      <w:r>
+        <w:rPr>
+          <w:rFonts w:cs="Arial"/>
+          <w:rtl/>
+        </w:rPr>
+        <w:t xml:space="preserve"> </w:t>
+      </w:r>
+      <w:r>
+        <w:rPr>
+          <w:rFonts w:cs="Arial" w:hint="cs"/>
+          <w:rtl/>
+        </w:rPr>
+        <w:t xml:space="preserve">: שפת אם, </w:t>
+      </w:r>
+      <w:r>
+        <w:rPr>
+          <w:rFonts w:cs="Arial"/>
+          <w:rtl/>
+        </w:rPr>
+        <w:t>אנגלית</w:t>
+      </w:r>
+      <w:r>
+        <w:rPr>
+          <w:rFonts w:cs="Arial" w:hint="cs"/>
+          <w:rtl/>
+        </w:rPr>
+        <w:t xml:space="preserve"> </w:t>
+      </w:r>
+      <w:bookmarkStart w:id="0" w:name="_GoBack"/>
+      <w:bookmarkEnd w:id="0"/>
+      <w:r>
+        <w:rPr>
+          <w:rFonts w:cs="Arial"/>
+          <w:rtl/>
+        </w:rPr>
+        <w:t>: רמה טובה</w:t>
+      </w:r>
+      <w:r>
+        <w:rPr>
+          <w:rFonts w:cs="Arial" w:hint="cs"/>
+          <w:rtl/>
+        </w:rPr>
+        <w:t>.</w:t>
+      </w:r>
     </w:p>
     <w:sectPr>
       <w:pgSz w:w="11906" w:h="16838"/>
@@ -1370,6 +1314,119 @@
     </w:lvl>
   </w:abstractNum>
   <w:abstractNum w:abstractNumId="1" w15:restartNumberingAfterBreak="0">
+    <w:nsid w:val="2D961C62"/>
+    <w:multiLevelType w:val="hybridMultilevel"/>
+    <w:tmpl w:val="42227A48"/>
+    <w:lvl w:ilvl="0" w:tplc="04090001">
+      <w:start w:val="1"/>
+      <w:numFmt w:val="bullet"/>
+      <w:lvlText w:val=""/>
+      <w:lvlJc w:val="left"/>
+      <w:pPr>
+        <w:ind w:left="720" w:hanging="360"/>
+      </w:pPr>
+      <w:rPr>
+        <w:rFonts w:ascii="Symbol" w:hAnsi="Symbol" w:hint="default"/>
+      </w:rPr>
+    </w:lvl>
+    <w:lvl w:ilvl="1" w:tplc="04090003" w:tentative="1">
+      <w:start w:val="1"/>
+      <w:numFmt w:val="bullet"/>
+      <w:lvlText w:val="o"/>
+      <w:lvlJc w:val="left"/>
+      <w:pPr>
+        <w:ind w:left="1440" w:hanging="360"/>
+      </w:pPr>
+      <w:rPr>
+        <w:rFonts w:ascii="Courier New" w:hAnsi="Courier New" w:cs="Courier New" w:hint="default"/>
+      </w:rPr>
+    </w:lvl>
+    <w:lvl w:ilvl="2" w:tplc="04090005" w:tentative="1">
+      <w:start w:val="1"/>
+      <w:numFmt w:val="bullet"/>
+      <w:lvlText w:val=""/>
+      <w:lvlJc w:val="left"/>
+      <w:pPr>
+        <w:ind w:left="2160" w:hanging="360"/>
+      </w:pPr>
+      <w:rPr>
+        <w:rFonts w:ascii="Wingdings" w:hAnsi="Wingdings" w:hint="default"/>
+      </w:rPr>
+    </w:lvl>
+    <w:lvl w:ilvl="3" w:tplc="04090001" w:tentative="1">
+      <w:start w:val="1"/>
+      <w:numFmt w:val="bullet"/>
+      <w:lvlText w:val=""/>
+      <w:lvlJc w:val="left"/>
+      <w:pPr>
+        <w:ind w:left="2880" w:hanging="360"/>
+      </w:pPr>
+      <w:rPr>
+        <w:rFonts w:ascii="Symbol" w:hAnsi="Symbol" w:hint="default"/>
+      </w:rPr>
+    </w:lvl>
+    <w:lvl w:ilvl="4" w:tplc="04090003" w:tentative="1">
+      <w:start w:val="1"/>
+      <w:numFmt w:val="bullet"/>
+      <w:lvlText w:val="o"/>
+      <w:lvlJc w:val="left"/>
+      <w:pPr>
+        <w:ind w:left="3600" w:hanging="360"/>
+      </w:pPr>
+      <w:rPr>
+        <w:rFonts w:ascii="Courier New" w:hAnsi="Courier New" w:cs="Courier New" w:hint="default"/>
+      </w:rPr>
+    </w:lvl>
+    <w:lvl w:ilvl="5" w:tplc="04090005" w:tentative="1">
+      <w:start w:val="1"/>
+      <w:numFmt w:val="bullet"/>
+      <w:lvlText w:val=""/>
+      <w:lvlJc w:val="left"/>
+      <w:pPr>
+        <w:ind w:left="4320" w:hanging="360"/>
+      </w:pPr>
+      <w:rPr>
+        <w:rFonts w:ascii="Wingdings" w:hAnsi="Wingdings" w:hint="default"/>
+      </w:rPr>
+    </w:lvl>
+    <w:lvl w:ilvl="6" w:tplc="04090001" w:tentative="1">
+      <w:start w:val="1"/>
+      <w:numFmt w:val="bullet"/>
+      <w:lvlText w:val=""/>
+      <w:lvlJc w:val="left"/>
+      <w:pPr>
+        <w:ind w:left="5040" w:hanging="360"/>
+      </w:pPr>
+      <w:rPr>
+        <w:rFonts w:ascii="Symbol" w:hAnsi="Symbol" w:hint="default"/>
+      </w:rPr>
+    </w:lvl>
+    <w:lvl w:ilvl="7" w:tplc="04090003" w:tentative="1">
+      <w:start w:val="1"/>
+      <w:numFmt w:val="bullet"/>
+      <w:lvlText w:val="o"/>
+      <w:lvlJc w:val="left"/>
+      <w:pPr>
+        <w:ind w:left="5760" w:hanging="360"/>
+      </w:pPr>
+      <w:rPr>
+        <w:rFonts w:ascii="Courier New" w:hAnsi="Courier New" w:cs="Courier New" w:hint="default"/>
+      </w:rPr>
+    </w:lvl>
+    <w:lvl w:ilvl="8" w:tplc="04090005" w:tentative="1">
+      <w:start w:val="1"/>
+      <w:numFmt w:val="bullet"/>
+      <w:lvlText w:val=""/>
+      <w:lvlJc w:val="left"/>
+      <w:pPr>
+        <w:ind w:left="6480" w:hanging="360"/>
+      </w:pPr>
+      <w:rPr>
+        <w:rFonts w:ascii="Wingdings" w:hAnsi="Wingdings" w:hint="default"/>
+      </w:rPr>
+    </w:lvl>
+  </w:abstractNum>
+  <w:abstractNum w:abstractNumId="2" w15:restartNumberingAfterBreak="0">
     <w:nsid w:val="5C557007"/>
     <w:multiLevelType w:val="hybridMultilevel"/>
     <w:tmpl w:val="2B888766"/>
@@ -1482,7 +1539,7 @@
       </w:rPr>
     </w:lvl>
   </w:abstractNum>
-  <w:abstractNum w:abstractNumId="2" w15:restartNumberingAfterBreak="0">
+  <w:abstractNum w:abstractNumId="3" w15:restartNumberingAfterBreak="0">
     <w:nsid w:val="610F4F2A"/>
     <w:multiLevelType w:val="hybridMultilevel"/>
     <w:tmpl w:val="6954572C"/>
@@ -1596,13 +1653,16 @@
     </w:lvl>
   </w:abstractNum>
   <w:num w:numId="1">
-    <w:abstractNumId w:val="1"/>
+    <w:abstractNumId w:val="2"/>
   </w:num>
   <w:num w:numId="2">
     <w:abstractNumId w:val="0"/>
   </w:num>
   <w:num w:numId="3">
-    <w:abstractNumId w:val="2"/>
+    <w:abstractNumId w:val="3"/>
+  </w:num>
+  <w:num w:numId="4">
+    <w:abstractNumId w:val="1"/>
   </w:num>
 </w:numbering>
 </file>

--- a/נינו חכמון - מאנדס - 20191203.docx
+++ b/נינו חכמון - מאנדס - 20191203.docx
@@ -74,6 +74,8 @@
               </w:rPr>
               <w:t>נינו חכמון</w:t>
             </w:r>
+            <w:bookmarkStart w:id="0" w:name="_GoBack"/>
+            <w:bookmarkEnd w:id="0"/>
             <w:r>
               <w:rPr>
                 <w:rFonts w:asciiTheme="minorBidi" w:hAnsiTheme="minorBidi"/>
@@ -153,12 +155,13 @@
         <w:jc w:val="both"/>
         <w:rPr>
           <w:rFonts w:asciiTheme="minorBidi" w:hAnsiTheme="minorBidi"/>
-          <w:rtl/>
+          <w:color w:val="C00000"/>
         </w:rPr>
       </w:pPr>
       <w:r>
         <w:rPr>
           <w:rFonts w:asciiTheme="minorBidi" w:hAnsiTheme="minorBidi"/>
+          <w:color w:val="C00000"/>
           <w:rtl/>
         </w:rPr>
         <w:t>ע</w:t>
@@ -166,6 +169,7 @@
       <w:r>
         <w:rPr>
           <w:rFonts w:asciiTheme="minorBidi" w:hAnsiTheme="minorBidi" w:hint="cs"/>
+          <w:color w:val="C00000"/>
           <w:rtl/>
         </w:rPr>
         <w:t>ו</w:t>
@@ -173,20 +177,87 @@
       <w:r>
         <w:rPr>
           <w:rFonts w:asciiTheme="minorBidi" w:hAnsiTheme="minorBidi"/>
-          <w:rtl/>
-        </w:rPr>
-        <w:t xml:space="preserve">בד </w:t>
+          <w:color w:val="C00000"/>
+          <w:rtl/>
+        </w:rPr>
+        <w:t xml:space="preserve">בד דינמי </w:t>
+      </w:r>
+      <w:r>
+        <w:rPr>
+          <w:rFonts w:asciiTheme="minorBidi" w:hAnsiTheme="minorBidi" w:hint="cs"/>
+          <w:color w:val="C00000"/>
+          <w:rtl/>
+        </w:rPr>
+        <w:t xml:space="preserve">שאוהב </w:t>
       </w:r>
       <w:r>
         <w:rPr>
           <w:rFonts w:asciiTheme="minorBidi" w:hAnsiTheme="minorBidi"/>
-          <w:rtl/>
-        </w:rPr>
-        <w:t>דינמי</w:t>
+          <w:color w:val="C00000"/>
+          <w:rtl/>
+        </w:rPr>
+        <w:t>אתגר</w:t>
+      </w:r>
+      <w:r>
+        <w:rPr>
+          <w:rFonts w:asciiTheme="minorBidi" w:hAnsiTheme="minorBidi" w:hint="cs"/>
+          <w:color w:val="C00000"/>
+          <w:rtl/>
+        </w:rPr>
+        <w:t>ים,</w:t>
+      </w:r>
+      <w:r>
+        <w:rPr>
+          <w:rFonts w:asciiTheme="minorBidi" w:hAnsiTheme="minorBidi" w:hint="cs"/>
+          <w:color w:val="C00000"/>
+          <w:rtl/>
+        </w:rPr>
+        <w:t xml:space="preserve"> בעל</w:t>
+      </w:r>
+      <w:r>
+        <w:rPr>
+          <w:rFonts w:asciiTheme="minorBidi" w:hAnsiTheme="minorBidi" w:hint="cs"/>
+          <w:color w:val="C00000"/>
+          <w:rtl/>
+        </w:rPr>
+        <w:t xml:space="preserve"> יחסי אנוש </w:t>
+      </w:r>
+      <w:r>
+        <w:rPr>
+          <w:rFonts w:asciiTheme="minorBidi" w:hAnsiTheme="minorBidi" w:hint="cs"/>
+          <w:color w:val="C00000"/>
+          <w:rtl/>
+        </w:rPr>
+        <w:t>טובים ומאוד יסודי</w:t>
+      </w:r>
+      <w:r>
+        <w:rPr>
+          <w:rFonts w:asciiTheme="minorBidi" w:hAnsiTheme="minorBidi" w:hint="cs"/>
+          <w:color w:val="C00000"/>
+          <w:rtl/>
+        </w:rPr>
+        <w:t xml:space="preserve">. </w:t>
       </w:r>
       <w:r>
         <w:rPr>
           <w:rFonts w:asciiTheme="minorBidi" w:hAnsiTheme="minorBidi"/>
+          <w:color w:val="C00000"/>
+          <w:rtl/>
+        </w:rPr>
+        <w:t>בעל תואר ראשון בהנדסת מכונות</w:t>
+      </w:r>
+      <w:r>
+        <w:rPr>
+          <w:rFonts w:asciiTheme="minorBidi" w:hAnsiTheme="minorBidi"/>
+          <w:color w:val="C00000"/>
+          <w:rtl/>
+        </w:rPr>
+        <w:t xml:space="preserve"> מהטכניון</w:t>
+      </w:r>
+      <w:r>
+        <w:rPr>
+          <w:rFonts w:asciiTheme="minorBidi" w:hAnsiTheme="minorBidi"/>
+          <w:color w:val="C00000"/>
           <w:rtl/>
         </w:rPr>
         <w:t xml:space="preserve"> </w:t>
@@ -194,106 +265,599 @@
       <w:r>
         <w:rPr>
           <w:rFonts w:asciiTheme="minorBidi" w:hAnsiTheme="minorBidi" w:hint="cs"/>
-          <w:rtl/>
-        </w:rPr>
-        <w:t xml:space="preserve">שאוהב </w:t>
+          <w:color w:val="C00000"/>
+          <w:rtl/>
+        </w:rPr>
+        <w:t xml:space="preserve">עברתי </w:t>
+      </w:r>
+      <w:r>
+        <w:rPr>
+          <w:rFonts w:asciiTheme="minorBidi" w:hAnsiTheme="minorBidi" w:cs="Arial" w:hint="cs"/>
+          <w:color w:val="C00000"/>
+          <w:rtl/>
+        </w:rPr>
+        <w:t>הסמכה</w:t>
+      </w:r>
+      <w:r>
+        <w:rPr>
+          <w:rFonts w:asciiTheme="minorBidi" w:hAnsiTheme="minorBidi" w:cs="Arial"/>
+          <w:color w:val="C00000"/>
+          <w:rtl/>
+        </w:rPr>
+        <w:t xml:space="preserve"> </w:t>
+      </w:r>
+      <w:r>
+        <w:rPr>
+          <w:rFonts w:asciiTheme="minorBidi" w:hAnsiTheme="minorBidi" w:cs="Arial" w:hint="cs"/>
+          <w:color w:val="C00000"/>
+          <w:rtl/>
+        </w:rPr>
+        <w:t>של</w:t>
+      </w:r>
+      <w:r>
+        <w:rPr>
+          <w:rFonts w:asciiTheme="minorBidi" w:hAnsiTheme="minorBidi" w:cs="Arial"/>
+          <w:color w:val="C00000"/>
+          <w:rtl/>
+        </w:rPr>
+        <w:t xml:space="preserve"> </w:t>
+      </w:r>
+      <w:r>
+        <w:rPr>
+          <w:rFonts w:asciiTheme="minorBidi" w:hAnsiTheme="minorBidi" w:cs="Arial" w:hint="cs"/>
+          <w:color w:val="C00000"/>
+          <w:rtl/>
+        </w:rPr>
+        <w:t>מיקרוסופט</w:t>
+      </w:r>
+      <w:r>
+        <w:rPr>
+          <w:rFonts w:asciiTheme="minorBidi" w:hAnsiTheme="minorBidi" w:cs="Arial"/>
+          <w:color w:val="C00000"/>
+        </w:rPr>
+        <w:t xml:space="preserve"> </w:t>
       </w:r>
       <w:r>
         <w:rPr>
           <w:rFonts w:asciiTheme="minorBidi" w:hAnsiTheme="minorBidi"/>
-          <w:rtl/>
-        </w:rPr>
-        <w:t>אתגר</w:t>
+          <w:color w:val="C00000"/>
+        </w:rPr>
+        <w:t>.</w:t>
+      </w:r>
+      <w:r>
+        <w:rPr>
+          <w:rFonts w:asciiTheme="minorBidi" w:hAnsiTheme="minorBidi"/>
+          <w:color w:val="C00000"/>
+          <w:rtl/>
+        </w:rPr>
+        <w:t>מאוד יסודי, לומד מהר, ובעל יכולת לעבוד כעצמאי או בצוות</w:t>
       </w:r>
       <w:r>
         <w:rPr>
           <w:rFonts w:asciiTheme="minorBidi" w:hAnsiTheme="minorBidi" w:hint="cs"/>
-          <w:rtl/>
-        </w:rPr>
-        <w:t>ים,</w:t>
+          <w:color w:val="C00000"/>
+          <w:rtl/>
+        </w:rPr>
+        <w:t>,</w:t>
+      </w:r>
+      <w:r>
+        <w:rPr>
+          <w:rFonts w:asciiTheme="minorBidi" w:hAnsiTheme="minorBidi"/>
+          <w:color w:val="C00000"/>
+          <w:rtl/>
+        </w:rPr>
+        <w:t xml:space="preserve"> בעל חוש הסתגלות ומאוד יצירתי.</w:t>
+      </w:r>
+    </w:p>
+    <w:p>
+      <w:pPr>
+        <w:spacing w:line="360" w:lineRule="auto"/>
+        <w:rPr>
+          <w:b/>
+          <w:bCs/>
+          <w:u w:val="single"/>
+          <w:rtl/>
+        </w:rPr>
+      </w:pPr>
+      <w:r>
+        <w:rPr>
+          <w:rFonts w:hint="cs"/>
+          <w:b/>
+          <w:bCs/>
+          <w:u w:val="single"/>
+          <w:rtl/>
+        </w:rPr>
+        <w:t>ניסיון תעסוקתי</w:t>
+      </w:r>
+    </w:p>
+    <w:p>
+      <w:pPr>
+        <w:spacing w:line="360" w:lineRule="auto"/>
+        <w:rPr>
+          <w:rFonts w:asciiTheme="minorBidi" w:hAnsiTheme="minorBidi" w:cs="Arial"/>
+          <w:rtl/>
+        </w:rPr>
+      </w:pPr>
+      <w:r>
+        <w:rPr>
+          <w:rFonts w:asciiTheme="minorBidi" w:hAnsiTheme="minorBidi"/>
+        </w:rPr>
+        <w:t>2016</w:t>
+      </w:r>
+      <w:r>
+        <w:rPr>
+          <w:rFonts w:asciiTheme="minorBidi" w:hAnsiTheme="minorBidi"/>
+          <w:rtl/>
+        </w:rPr>
+        <w:t xml:space="preserve"> – </w:t>
       </w:r>
       <w:r>
         <w:rPr>
           <w:rFonts w:asciiTheme="minorBidi" w:hAnsiTheme="minorBidi" w:hint="cs"/>
           <w:rtl/>
         </w:rPr>
-        <w:t xml:space="preserve"> בעל</w:t>
-      </w:r>
+        <w:t>היום:</w:t>
+      </w:r>
+      <w:r>
+        <w:rPr>
+          <w:rFonts w:asciiTheme="minorBidi" w:hAnsiTheme="minorBidi"/>
+          <w:rtl/>
+        </w:rPr>
+        <w:t xml:space="preserve"> </w:t>
+      </w:r>
+      <w:r>
+        <w:rPr>
+          <w:rFonts w:asciiTheme="minorBidi" w:hAnsiTheme="minorBidi" w:cs="Arial" w:hint="cs"/>
+          <w:rtl/>
+        </w:rPr>
+        <w:t xml:space="preserve">חברת החשמל </w:t>
+      </w:r>
+      <w:r>
+        <w:rPr>
+          <w:rFonts w:asciiTheme="minorBidi" w:hAnsiTheme="minorBidi" w:cs="Arial"/>
+          <w:rtl/>
+        </w:rPr>
+        <w:t>–</w:t>
+      </w:r>
+      <w:r>
+        <w:rPr>
+          <w:rFonts w:asciiTheme="minorBidi" w:hAnsiTheme="minorBidi" w:cs="Arial" w:hint="cs"/>
+          <w:rtl/>
+        </w:rPr>
+        <w:t xml:space="preserve"> פקיד במחלקת גביה</w:t>
+      </w:r>
+    </w:p>
+    <w:p>
+      <w:pPr>
+        <w:pStyle w:val="a4"/>
+        <w:numPr>
+          <w:ilvl w:val="0"/>
+          <w:numId w:val="3"/>
+        </w:numPr>
+        <w:spacing w:after="0" w:line="360" w:lineRule="auto"/>
+        <w:rPr>
+          <w:rFonts w:asciiTheme="minorBidi" w:hAnsiTheme="minorBidi"/>
+        </w:rPr>
+      </w:pPr>
       <w:r>
         <w:rPr>
           <w:rFonts w:asciiTheme="minorBidi" w:hAnsiTheme="minorBidi" w:hint="cs"/>
           <w:rtl/>
         </w:rPr>
-        <w:t xml:space="preserve"> יחסי אנוש </w:t>
+        <w:t>הכנה ו</w:t>
+      </w:r>
+      <w:r>
+        <w:rPr>
+          <w:rFonts w:asciiTheme="minorBidi" w:hAnsiTheme="minorBidi" w:cs="Arial"/>
+          <w:rtl/>
+        </w:rPr>
+        <w:t>אופטימיזציה</w:t>
+      </w:r>
+      <w:r>
+        <w:rPr>
+          <w:rFonts w:asciiTheme="minorBidi" w:hAnsiTheme="minorBidi" w:cs="Arial" w:hint="cs"/>
+          <w:rtl/>
+        </w:rPr>
+        <w:t xml:space="preserve"> </w:t>
+      </w:r>
+      <w:r>
+        <w:rPr>
+          <w:rFonts w:asciiTheme="minorBidi" w:hAnsiTheme="minorBidi" w:cs="Arial" w:hint="cs"/>
+          <w:rtl/>
+        </w:rPr>
+        <w:t>של ה</w:t>
       </w:r>
       <w:r>
         <w:rPr>
           <w:rFonts w:asciiTheme="minorBidi" w:hAnsiTheme="minorBidi" w:hint="cs"/>
           <w:rtl/>
         </w:rPr>
-        <w:t>טובים ומאוד יסודי</w:t>
-      </w:r>
+        <w:t xml:space="preserve">מסלולים של הקורא מונים </w:t>
+      </w:r>
+      <w:r>
+        <w:rPr>
+          <w:rFonts w:asciiTheme="minorBidi" w:hAnsiTheme="minorBidi" w:cs="Arial" w:hint="cs"/>
+          <w:rtl/>
+        </w:rPr>
+        <w:t>על ידי חשיבה יצירתית.</w:t>
+      </w:r>
+    </w:p>
+    <w:p>
+      <w:pPr>
+        <w:pStyle w:val="a4"/>
+        <w:numPr>
+          <w:ilvl w:val="0"/>
+          <w:numId w:val="3"/>
+        </w:numPr>
+        <w:spacing w:line="360" w:lineRule="auto"/>
+        <w:rPr>
+          <w:rFonts w:asciiTheme="minorBidi" w:hAnsiTheme="minorBidi"/>
+        </w:rPr>
+      </w:pPr>
+      <w:r>
+        <w:rPr>
+          <w:rFonts w:ascii="Arial" w:hAnsi="Arial" w:cs="Arial"/>
+          <w:sz w:val="21"/>
+          <w:szCs w:val="21"/>
+          <w:shd w:val="clear" w:color="auto" w:fill="FFFFFF"/>
+          <w:rtl/>
+        </w:rPr>
+        <w:t>מתן מענה ללקוחות החברה, טיפול בפניות מבוטחים בנושאים</w:t>
+      </w:r>
+      <w:r>
+        <w:rPr>
+          <w:rFonts w:ascii="Arial" w:hAnsi="Arial" w:cs="Arial"/>
+          <w:color w:val="FF0000"/>
+          <w:sz w:val="21"/>
+          <w:szCs w:val="21"/>
+          <w:shd w:val="clear" w:color="auto" w:fill="FFFFFF"/>
+          <w:rtl/>
+        </w:rPr>
+        <w:t xml:space="preserve"> </w:t>
+      </w:r>
+      <w:r>
+        <w:rPr>
+          <w:rFonts w:ascii="Arial" w:hAnsi="Arial" w:cs="Arial" w:hint="cs"/>
+          <w:color w:val="C00000"/>
+          <w:sz w:val="21"/>
+          <w:szCs w:val="21"/>
+          <w:shd w:val="clear" w:color="auto" w:fill="FFFFFF"/>
+        </w:rPr>
+        <w:t>X</w:t>
+      </w:r>
+      <w:r>
+        <w:rPr>
+          <w:rFonts w:ascii="Arial" w:hAnsi="Arial" w:cs="Arial" w:hint="cs"/>
+          <w:color w:val="C00000"/>
+          <w:sz w:val="21"/>
+          <w:szCs w:val="21"/>
+          <w:shd w:val="clear" w:color="auto" w:fill="FFFFFF"/>
+          <w:rtl/>
+        </w:rPr>
+        <w:t xml:space="preserve">, </w:t>
+      </w:r>
+      <w:r>
+        <w:rPr>
+          <w:rFonts w:ascii="Arial" w:hAnsi="Arial" w:cs="Arial" w:hint="cs"/>
+          <w:color w:val="C00000"/>
+          <w:sz w:val="21"/>
+          <w:szCs w:val="21"/>
+          <w:shd w:val="clear" w:color="auto" w:fill="FFFFFF"/>
+        </w:rPr>
+        <w:t>Y</w:t>
+      </w:r>
+      <w:r>
+        <w:rPr>
+          <w:rFonts w:ascii="Arial" w:hAnsi="Arial" w:cs="Arial" w:hint="cs"/>
+          <w:color w:val="C00000"/>
+          <w:sz w:val="21"/>
+          <w:szCs w:val="21"/>
+          <w:shd w:val="clear" w:color="auto" w:fill="FFFFFF"/>
+          <w:rtl/>
+        </w:rPr>
+        <w:t xml:space="preserve">, </w:t>
+      </w:r>
+      <w:r>
+        <w:rPr>
+          <w:rFonts w:ascii="Arial" w:hAnsi="Arial" w:cs="Arial" w:hint="cs"/>
+          <w:color w:val="C00000"/>
+          <w:sz w:val="21"/>
+          <w:szCs w:val="21"/>
+          <w:shd w:val="clear" w:color="auto" w:fill="FFFFFF"/>
+        </w:rPr>
+        <w:t>Z</w:t>
+      </w:r>
+      <w:r>
+        <w:rPr>
+          <w:rFonts w:ascii="Arial" w:hAnsi="Arial" w:cs="Arial" w:hint="cs"/>
+          <w:color w:val="C00000"/>
+          <w:sz w:val="21"/>
+          <w:szCs w:val="21"/>
+          <w:shd w:val="clear" w:color="auto" w:fill="FFFFFF"/>
+          <w:rtl/>
+        </w:rPr>
+        <w:t>.</w:t>
+      </w:r>
+    </w:p>
+    <w:p>
+      <w:pPr>
+        <w:pStyle w:val="a4"/>
+        <w:numPr>
+          <w:ilvl w:val="0"/>
+          <w:numId w:val="3"/>
+        </w:numPr>
+        <w:spacing w:line="360" w:lineRule="auto"/>
+        <w:rPr>
+          <w:rFonts w:asciiTheme="minorBidi" w:hAnsiTheme="minorBidi"/>
+        </w:rPr>
+      </w:pPr>
+      <w:proofErr w:type="spellStart"/>
+      <w:r>
+        <w:rPr>
+          <w:rFonts w:ascii="Arial" w:hAnsi="Arial" w:cs="Arial" w:hint="cs"/>
+          <w:color w:val="C00000"/>
+          <w:sz w:val="21"/>
+          <w:szCs w:val="21"/>
+          <w:shd w:val="clear" w:color="auto" w:fill="FFFFFF"/>
+          <w:rtl/>
+        </w:rPr>
+        <w:t>כנגחלעכ</w:t>
+      </w:r>
+      <w:proofErr w:type="spellEnd"/>
+      <w:r>
+        <w:rPr>
+          <w:rFonts w:ascii="Arial" w:hAnsi="Arial" w:cs="Arial" w:hint="cs"/>
+          <w:color w:val="C00000"/>
+          <w:sz w:val="21"/>
+          <w:szCs w:val="21"/>
+          <w:shd w:val="clear" w:color="auto" w:fill="FFFFFF"/>
+          <w:rtl/>
+        </w:rPr>
+        <w:t xml:space="preserve"> </w:t>
+      </w:r>
+      <w:proofErr w:type="spellStart"/>
+      <w:r>
+        <w:rPr>
+          <w:rFonts w:ascii="Arial" w:hAnsi="Arial" w:cs="Arial" w:hint="cs"/>
+          <w:color w:val="C00000"/>
+          <w:sz w:val="21"/>
+          <w:szCs w:val="21"/>
+          <w:shd w:val="clear" w:color="auto" w:fill="FFFFFF"/>
+          <w:rtl/>
+        </w:rPr>
+        <w:t>חדגעכחגדעכחדגע</w:t>
+      </w:r>
+      <w:proofErr w:type="spellEnd"/>
+      <w:r>
+        <w:rPr>
+          <w:rFonts w:ascii="Arial" w:hAnsi="Arial" w:cs="Arial" w:hint="cs"/>
+          <w:color w:val="C00000"/>
+          <w:sz w:val="21"/>
+          <w:szCs w:val="21"/>
+          <w:shd w:val="clear" w:color="auto" w:fill="FFFFFF"/>
+          <w:rtl/>
+        </w:rPr>
+        <w:t xml:space="preserve"> </w:t>
+      </w:r>
+      <w:proofErr w:type="spellStart"/>
+      <w:r>
+        <w:rPr>
+          <w:rFonts w:ascii="Arial" w:hAnsi="Arial" w:cs="Arial" w:hint="cs"/>
+          <w:color w:val="C00000"/>
+          <w:sz w:val="21"/>
+          <w:szCs w:val="21"/>
+          <w:shd w:val="clear" w:color="auto" w:fill="FFFFFF"/>
+          <w:rtl/>
+        </w:rPr>
+        <w:t>כחדגע</w:t>
+      </w:r>
+      <w:proofErr w:type="spellEnd"/>
+      <w:r>
+        <w:rPr>
+          <w:rFonts w:ascii="Arial" w:hAnsi="Arial" w:cs="Arial" w:hint="cs"/>
+          <w:color w:val="C00000"/>
+          <w:sz w:val="21"/>
+          <w:szCs w:val="21"/>
+          <w:shd w:val="clear" w:color="auto" w:fill="FFFFFF"/>
+          <w:rtl/>
+        </w:rPr>
+        <w:t xml:space="preserve"> </w:t>
+      </w:r>
+      <w:proofErr w:type="spellStart"/>
+      <w:r>
+        <w:rPr>
+          <w:rFonts w:ascii="Arial" w:hAnsi="Arial" w:cs="Arial" w:hint="cs"/>
+          <w:color w:val="C00000"/>
+          <w:sz w:val="21"/>
+          <w:szCs w:val="21"/>
+          <w:shd w:val="clear" w:color="auto" w:fill="FFFFFF"/>
+          <w:rtl/>
+        </w:rPr>
+        <w:t>כחדגעכ</w:t>
+      </w:r>
+      <w:proofErr w:type="spellEnd"/>
+      <w:r>
+        <w:rPr>
+          <w:rFonts w:ascii="Arial" w:hAnsi="Arial" w:cs="Arial" w:hint="cs"/>
+          <w:color w:val="C00000"/>
+          <w:sz w:val="21"/>
+          <w:szCs w:val="21"/>
+          <w:shd w:val="clear" w:color="auto" w:fill="FFFFFF"/>
+          <w:rtl/>
+        </w:rPr>
+        <w:t xml:space="preserve"> </w:t>
+      </w:r>
+      <w:proofErr w:type="spellStart"/>
+      <w:r>
+        <w:rPr>
+          <w:rFonts w:ascii="Arial" w:hAnsi="Arial" w:cs="Arial" w:hint="cs"/>
+          <w:color w:val="C00000"/>
+          <w:sz w:val="21"/>
+          <w:szCs w:val="21"/>
+          <w:shd w:val="clear" w:color="auto" w:fill="FFFFFF"/>
+          <w:rtl/>
+        </w:rPr>
+        <w:t>חגלדע</w:t>
+      </w:r>
+      <w:proofErr w:type="spellEnd"/>
+      <w:r>
+        <w:rPr>
+          <w:rFonts w:ascii="Arial" w:hAnsi="Arial" w:cs="Arial" w:hint="cs"/>
+          <w:color w:val="C00000"/>
+          <w:sz w:val="21"/>
+          <w:szCs w:val="21"/>
+          <w:shd w:val="clear" w:color="auto" w:fill="FFFFFF"/>
+          <w:rtl/>
+        </w:rPr>
+        <w:t xml:space="preserve"> </w:t>
+      </w:r>
+      <w:proofErr w:type="spellStart"/>
+      <w:r>
+        <w:rPr>
+          <w:rFonts w:ascii="Arial" w:hAnsi="Arial" w:cs="Arial" w:hint="cs"/>
+          <w:color w:val="C00000"/>
+          <w:sz w:val="21"/>
+          <w:szCs w:val="21"/>
+          <w:shd w:val="clear" w:color="auto" w:fill="FFFFFF"/>
+          <w:rtl/>
+        </w:rPr>
+        <w:t>כחלגעכח</w:t>
+      </w:r>
+      <w:proofErr w:type="spellEnd"/>
+      <w:r>
+        <w:rPr>
+          <w:rFonts w:ascii="Arial" w:hAnsi="Arial" w:cs="Arial" w:hint="cs"/>
+          <w:color w:val="C00000"/>
+          <w:sz w:val="21"/>
+          <w:szCs w:val="21"/>
+          <w:shd w:val="clear" w:color="auto" w:fill="FFFFFF"/>
+          <w:rtl/>
+        </w:rPr>
+        <w:t xml:space="preserve"> </w:t>
+      </w:r>
+      <w:proofErr w:type="spellStart"/>
+      <w:r>
+        <w:rPr>
+          <w:rFonts w:ascii="Arial" w:hAnsi="Arial" w:cs="Arial" w:hint="cs"/>
+          <w:color w:val="C00000"/>
+          <w:sz w:val="21"/>
+          <w:szCs w:val="21"/>
+          <w:shd w:val="clear" w:color="auto" w:fill="FFFFFF"/>
+          <w:rtl/>
+        </w:rPr>
+        <w:t>לגדעכחגעכ</w:t>
+      </w:r>
+      <w:proofErr w:type="spellEnd"/>
+      <w:r>
+        <w:rPr>
+          <w:rFonts w:ascii="Arial" w:hAnsi="Arial" w:cs="Arial" w:hint="cs"/>
+          <w:color w:val="C00000"/>
+          <w:sz w:val="21"/>
+          <w:szCs w:val="21"/>
+          <w:shd w:val="clear" w:color="auto" w:fill="FFFFFF"/>
+          <w:rtl/>
+        </w:rPr>
+        <w:t xml:space="preserve"> </w:t>
+      </w:r>
+      <w:proofErr w:type="spellStart"/>
+      <w:r>
+        <w:rPr>
+          <w:rFonts w:ascii="Arial" w:hAnsi="Arial" w:cs="Arial" w:hint="cs"/>
+          <w:color w:val="C00000"/>
+          <w:sz w:val="21"/>
+          <w:szCs w:val="21"/>
+          <w:shd w:val="clear" w:color="auto" w:fill="FFFFFF"/>
+          <w:rtl/>
+        </w:rPr>
+        <w:t>חדגעםואן</w:t>
+      </w:r>
+      <w:proofErr w:type="spellEnd"/>
+    </w:p>
+    <w:p>
+      <w:pPr>
+        <w:spacing w:line="360" w:lineRule="auto"/>
+        <w:rPr>
+          <w:rFonts w:asciiTheme="minorBidi" w:hAnsiTheme="minorBidi" w:cs="Arial"/>
+        </w:rPr>
+      </w:pPr>
       <w:r>
         <w:rPr>
           <w:rFonts w:asciiTheme="minorBidi" w:hAnsiTheme="minorBidi" w:hint="cs"/>
           <w:rtl/>
         </w:rPr>
-        <w:t xml:space="preserve">. </w:t>
+        <w:t>2011</w:t>
       </w:r>
       <w:r>
         <w:rPr>
           <w:rFonts w:asciiTheme="minorBidi" w:hAnsiTheme="minorBidi"/>
           <w:rtl/>
         </w:rPr>
-        <w:t>בעל תואר ראשון בהנדסת מכונות</w:t>
+        <w:t xml:space="preserve"> – </w:t>
       </w:r>
       <w:r>
         <w:rPr>
           <w:rFonts w:asciiTheme="minorBidi" w:hAnsiTheme="minorBidi"/>
-          <w:rtl/>
-        </w:rPr>
-        <w:t xml:space="preserve"> מהטכניון</w:t>
+        </w:rPr>
+        <w:t>2015</w:t>
       </w:r>
       <w:r>
         <w:rPr>
           <w:rFonts w:asciiTheme="minorBidi" w:hAnsiTheme="minorBidi"/>
           <w:rtl/>
         </w:rPr>
-        <w:t xml:space="preserve"> </w:t>
-      </w:r>
-      <w:r>
-        <w:rPr>
-          <w:rFonts w:asciiTheme="minorBidi" w:hAnsiTheme="minorBidi" w:hint="cs"/>
-          <w:rtl/>
-        </w:rPr>
-        <w:t xml:space="preserve">עברתי </w:t>
+        <w:t xml:space="preserve"> : </w:t>
+      </w:r>
+      <w:r>
+        <w:rPr>
+          <w:rFonts w:asciiTheme="minorBidi" w:hAnsiTheme="minorBidi" w:cs="Arial"/>
+        </w:rPr>
+        <w:t>retraiteplus.fr</w:t>
       </w:r>
       <w:r>
         <w:rPr>
           <w:rFonts w:asciiTheme="minorBidi" w:hAnsiTheme="minorBidi" w:cs="Arial" w:hint="cs"/>
           <w:rtl/>
         </w:rPr>
-        <w:t>הסמכה</w:t>
+        <w:t xml:space="preserve"> </w:t>
       </w:r>
       <w:r>
         <w:rPr>
           <w:rFonts w:asciiTheme="minorBidi" w:hAnsiTheme="minorBidi" w:cs="Arial"/>
           <w:rtl/>
         </w:rPr>
-        <w:t xml:space="preserve"> </w:t>
+        <w:t>–</w:t>
       </w:r>
       <w:r>
         <w:rPr>
           <w:rFonts w:asciiTheme="minorBidi" w:hAnsiTheme="minorBidi" w:cs="Arial" w:hint="cs"/>
           <w:rtl/>
         </w:rPr>
-        <w:t>של</w:t>
-      </w:r>
+        <w:t xml:space="preserve"> </w:t>
+      </w:r>
+    </w:p>
+    <w:p>
+      <w:pPr>
+        <w:pStyle w:val="a4"/>
+        <w:numPr>
+          <w:ilvl w:val="0"/>
+          <w:numId w:val="3"/>
+        </w:numPr>
+        <w:spacing w:line="360" w:lineRule="auto"/>
+        <w:rPr>
+          <w:rFonts w:asciiTheme="minorBidi" w:hAnsiTheme="minorBidi"/>
+        </w:rPr>
+      </w:pPr>
       <w:r>
         <w:rPr>
           <w:rFonts w:asciiTheme="minorBidi" w:hAnsiTheme="minorBidi" w:cs="Arial"/>
           <w:rtl/>
         </w:rPr>
+        <w:t>התמצאות לקוחות</w:t>
+      </w:r>
+      <w:r>
+        <w:rPr>
+          <w:rFonts w:asciiTheme="minorBidi" w:hAnsiTheme="minorBidi" w:cs="Arial"/>
+        </w:rPr>
         <w:t xml:space="preserve"> </w:t>
       </w:r>
       <w:r>
@@ -301,26 +865,437 @@
           <w:rFonts w:asciiTheme="minorBidi" w:hAnsiTheme="minorBidi" w:cs="Arial" w:hint="cs"/>
           <w:rtl/>
         </w:rPr>
-        <w:t>מיקרוסופט</w:t>
+        <w:t xml:space="preserve">לפי </w:t>
+      </w:r>
+      <w:r>
+        <w:rPr>
+          <w:rFonts w:asciiTheme="minorBidi" w:hAnsiTheme="minorBidi" w:cs="Arial" w:hint="cs"/>
+          <w:rtl/>
+        </w:rPr>
+        <w:t>בקשתם ו</w:t>
       </w:r>
       <w:r>
         <w:rPr>
           <w:rFonts w:asciiTheme="minorBidi" w:hAnsiTheme="minorBidi" w:cs="Arial"/>
-        </w:rPr>
-        <w:t xml:space="preserve"> </w:t>
-      </w:r>
-      <w:r>
+          <w:rtl/>
+        </w:rPr>
+        <w:t>מצב בריאותי</w:t>
+      </w:r>
+      <w:r>
+        <w:rPr>
+          <w:rFonts w:asciiTheme="minorBidi" w:hAnsiTheme="minorBidi" w:cs="Arial" w:hint="cs"/>
+          <w:rtl/>
+        </w:rPr>
+        <w:t>.</w:t>
+      </w:r>
+    </w:p>
+    <w:p>
+      <w:pPr>
+        <w:pStyle w:val="a4"/>
+        <w:numPr>
+          <w:ilvl w:val="0"/>
+          <w:numId w:val="3"/>
+        </w:numPr>
+        <w:spacing w:line="360" w:lineRule="auto"/>
         <w:rPr>
           <w:rFonts w:asciiTheme="minorBidi" w:hAnsiTheme="minorBidi"/>
         </w:rPr>
-        <w:t>.</w:t>
-      </w:r>
-      <w:r>
+      </w:pPr>
+      <w:proofErr w:type="spellStart"/>
+      <w:r>
+        <w:rPr>
+          <w:rFonts w:ascii="Arial" w:hAnsi="Arial" w:cs="Arial" w:hint="cs"/>
+          <w:color w:val="C00000"/>
+          <w:sz w:val="21"/>
+          <w:szCs w:val="21"/>
+          <w:shd w:val="clear" w:color="auto" w:fill="FFFFFF"/>
+          <w:rtl/>
+        </w:rPr>
+        <w:t>כנגחלעכ</w:t>
+      </w:r>
+      <w:proofErr w:type="spellEnd"/>
+      <w:r>
+        <w:rPr>
+          <w:rFonts w:ascii="Arial" w:hAnsi="Arial" w:cs="Arial" w:hint="cs"/>
+          <w:color w:val="C00000"/>
+          <w:sz w:val="21"/>
+          <w:szCs w:val="21"/>
+          <w:shd w:val="clear" w:color="auto" w:fill="FFFFFF"/>
+          <w:rtl/>
+        </w:rPr>
+        <w:t xml:space="preserve"> </w:t>
+      </w:r>
+      <w:proofErr w:type="spellStart"/>
+      <w:r>
+        <w:rPr>
+          <w:rFonts w:ascii="Arial" w:hAnsi="Arial" w:cs="Arial" w:hint="cs"/>
+          <w:color w:val="C00000"/>
+          <w:sz w:val="21"/>
+          <w:szCs w:val="21"/>
+          <w:shd w:val="clear" w:color="auto" w:fill="FFFFFF"/>
+          <w:rtl/>
+        </w:rPr>
+        <w:t>חדגעכחגדעכחדגע</w:t>
+      </w:r>
+      <w:proofErr w:type="spellEnd"/>
+      <w:r>
+        <w:rPr>
+          <w:rFonts w:ascii="Arial" w:hAnsi="Arial" w:cs="Arial" w:hint="cs"/>
+          <w:color w:val="C00000"/>
+          <w:sz w:val="21"/>
+          <w:szCs w:val="21"/>
+          <w:shd w:val="clear" w:color="auto" w:fill="FFFFFF"/>
+          <w:rtl/>
+        </w:rPr>
+        <w:t xml:space="preserve"> </w:t>
+      </w:r>
+      <w:proofErr w:type="spellStart"/>
+      <w:r>
+        <w:rPr>
+          <w:rFonts w:ascii="Arial" w:hAnsi="Arial" w:cs="Arial" w:hint="cs"/>
+          <w:color w:val="C00000"/>
+          <w:sz w:val="21"/>
+          <w:szCs w:val="21"/>
+          <w:shd w:val="clear" w:color="auto" w:fill="FFFFFF"/>
+          <w:rtl/>
+        </w:rPr>
+        <w:t>כחדגע</w:t>
+      </w:r>
+      <w:proofErr w:type="spellEnd"/>
+      <w:r>
+        <w:rPr>
+          <w:rFonts w:ascii="Arial" w:hAnsi="Arial" w:cs="Arial" w:hint="cs"/>
+          <w:color w:val="C00000"/>
+          <w:sz w:val="21"/>
+          <w:szCs w:val="21"/>
+          <w:shd w:val="clear" w:color="auto" w:fill="FFFFFF"/>
+          <w:rtl/>
+        </w:rPr>
+        <w:t xml:space="preserve"> </w:t>
+      </w:r>
+      <w:proofErr w:type="spellStart"/>
+      <w:r>
+        <w:rPr>
+          <w:rFonts w:ascii="Arial" w:hAnsi="Arial" w:cs="Arial" w:hint="cs"/>
+          <w:color w:val="C00000"/>
+          <w:sz w:val="21"/>
+          <w:szCs w:val="21"/>
+          <w:shd w:val="clear" w:color="auto" w:fill="FFFFFF"/>
+          <w:rtl/>
+        </w:rPr>
+        <w:t>כחדגעכ</w:t>
+      </w:r>
+      <w:proofErr w:type="spellEnd"/>
+      <w:r>
+        <w:rPr>
+          <w:rFonts w:ascii="Arial" w:hAnsi="Arial" w:cs="Arial" w:hint="cs"/>
+          <w:color w:val="C00000"/>
+          <w:sz w:val="21"/>
+          <w:szCs w:val="21"/>
+          <w:shd w:val="clear" w:color="auto" w:fill="FFFFFF"/>
+          <w:rtl/>
+        </w:rPr>
+        <w:t xml:space="preserve"> </w:t>
+      </w:r>
+      <w:proofErr w:type="spellStart"/>
+      <w:r>
+        <w:rPr>
+          <w:rFonts w:ascii="Arial" w:hAnsi="Arial" w:cs="Arial" w:hint="cs"/>
+          <w:color w:val="C00000"/>
+          <w:sz w:val="21"/>
+          <w:szCs w:val="21"/>
+          <w:shd w:val="clear" w:color="auto" w:fill="FFFFFF"/>
+          <w:rtl/>
+        </w:rPr>
+        <w:t>חגלדע</w:t>
+      </w:r>
+      <w:proofErr w:type="spellEnd"/>
+      <w:r>
+        <w:rPr>
+          <w:rFonts w:ascii="Arial" w:hAnsi="Arial" w:cs="Arial" w:hint="cs"/>
+          <w:color w:val="C00000"/>
+          <w:sz w:val="21"/>
+          <w:szCs w:val="21"/>
+          <w:shd w:val="clear" w:color="auto" w:fill="FFFFFF"/>
+          <w:rtl/>
+        </w:rPr>
+        <w:t xml:space="preserve"> </w:t>
+      </w:r>
+      <w:proofErr w:type="spellStart"/>
+      <w:r>
+        <w:rPr>
+          <w:rFonts w:ascii="Arial" w:hAnsi="Arial" w:cs="Arial" w:hint="cs"/>
+          <w:color w:val="C00000"/>
+          <w:sz w:val="21"/>
+          <w:szCs w:val="21"/>
+          <w:shd w:val="clear" w:color="auto" w:fill="FFFFFF"/>
+          <w:rtl/>
+        </w:rPr>
+        <w:t>כחלגעכח</w:t>
+      </w:r>
+      <w:proofErr w:type="spellEnd"/>
+      <w:r>
+        <w:rPr>
+          <w:rFonts w:ascii="Arial" w:hAnsi="Arial" w:cs="Arial" w:hint="cs"/>
+          <w:color w:val="C00000"/>
+          <w:sz w:val="21"/>
+          <w:szCs w:val="21"/>
+          <w:shd w:val="clear" w:color="auto" w:fill="FFFFFF"/>
+          <w:rtl/>
+        </w:rPr>
+        <w:t xml:space="preserve"> </w:t>
+      </w:r>
+      <w:proofErr w:type="spellStart"/>
+      <w:r>
+        <w:rPr>
+          <w:rFonts w:ascii="Arial" w:hAnsi="Arial" w:cs="Arial" w:hint="cs"/>
+          <w:color w:val="C00000"/>
+          <w:sz w:val="21"/>
+          <w:szCs w:val="21"/>
+          <w:shd w:val="clear" w:color="auto" w:fill="FFFFFF"/>
+          <w:rtl/>
+        </w:rPr>
+        <w:t>לגדעכחגעכ</w:t>
+      </w:r>
+      <w:proofErr w:type="spellEnd"/>
+      <w:r>
+        <w:rPr>
+          <w:rFonts w:ascii="Arial" w:hAnsi="Arial" w:cs="Arial" w:hint="cs"/>
+          <w:color w:val="C00000"/>
+          <w:sz w:val="21"/>
+          <w:szCs w:val="21"/>
+          <w:shd w:val="clear" w:color="auto" w:fill="FFFFFF"/>
+          <w:rtl/>
+        </w:rPr>
+        <w:t xml:space="preserve"> </w:t>
+      </w:r>
+      <w:proofErr w:type="spellStart"/>
+      <w:r>
+        <w:rPr>
+          <w:rFonts w:ascii="Arial" w:hAnsi="Arial" w:cs="Arial" w:hint="cs"/>
+          <w:color w:val="C00000"/>
+          <w:sz w:val="21"/>
+          <w:szCs w:val="21"/>
+          <w:shd w:val="clear" w:color="auto" w:fill="FFFFFF"/>
+          <w:rtl/>
+        </w:rPr>
+        <w:t>חדגעםואן</w:t>
+      </w:r>
+      <w:proofErr w:type="spellEnd"/>
+    </w:p>
+    <w:p>
+      <w:pPr>
+        <w:pStyle w:val="a4"/>
+        <w:numPr>
+          <w:ilvl w:val="0"/>
+          <w:numId w:val="3"/>
+        </w:numPr>
+        <w:spacing w:line="360" w:lineRule="auto"/>
         <w:rPr>
           <w:rFonts w:asciiTheme="minorBidi" w:hAnsiTheme="minorBidi"/>
-          <w:rtl/>
-        </w:rPr>
-        <w:t>מאוד יסודי, לומד מהר, ובעל יכולת לעבוד כעצמאי או בצוות, בעל חוש הסתגלות ומאוד יצירתי.</w:t>
+        </w:rPr>
+      </w:pPr>
+      <w:proofErr w:type="spellStart"/>
+      <w:r>
+        <w:rPr>
+          <w:rFonts w:ascii="Arial" w:hAnsi="Arial" w:cs="Arial" w:hint="cs"/>
+          <w:color w:val="C00000"/>
+          <w:sz w:val="21"/>
+          <w:szCs w:val="21"/>
+          <w:shd w:val="clear" w:color="auto" w:fill="FFFFFF"/>
+          <w:rtl/>
+        </w:rPr>
+        <w:t>כנגחלעכ</w:t>
+      </w:r>
+      <w:proofErr w:type="spellEnd"/>
+      <w:r>
+        <w:rPr>
+          <w:rFonts w:ascii="Arial" w:hAnsi="Arial" w:cs="Arial" w:hint="cs"/>
+          <w:color w:val="C00000"/>
+          <w:sz w:val="21"/>
+          <w:szCs w:val="21"/>
+          <w:shd w:val="clear" w:color="auto" w:fill="FFFFFF"/>
+          <w:rtl/>
+        </w:rPr>
+        <w:t xml:space="preserve"> </w:t>
+      </w:r>
+      <w:proofErr w:type="spellStart"/>
+      <w:r>
+        <w:rPr>
+          <w:rFonts w:ascii="Arial" w:hAnsi="Arial" w:cs="Arial" w:hint="cs"/>
+          <w:color w:val="C00000"/>
+          <w:sz w:val="21"/>
+          <w:szCs w:val="21"/>
+          <w:shd w:val="clear" w:color="auto" w:fill="FFFFFF"/>
+          <w:rtl/>
+        </w:rPr>
+        <w:t>חדגעכחגדעכחדגע</w:t>
+      </w:r>
+      <w:proofErr w:type="spellEnd"/>
+      <w:r>
+        <w:rPr>
+          <w:rFonts w:ascii="Arial" w:hAnsi="Arial" w:cs="Arial" w:hint="cs"/>
+          <w:color w:val="C00000"/>
+          <w:sz w:val="21"/>
+          <w:szCs w:val="21"/>
+          <w:shd w:val="clear" w:color="auto" w:fill="FFFFFF"/>
+          <w:rtl/>
+        </w:rPr>
+        <w:t xml:space="preserve"> </w:t>
+      </w:r>
+      <w:proofErr w:type="spellStart"/>
+      <w:r>
+        <w:rPr>
+          <w:rFonts w:ascii="Arial" w:hAnsi="Arial" w:cs="Arial" w:hint="cs"/>
+          <w:color w:val="C00000"/>
+          <w:sz w:val="21"/>
+          <w:szCs w:val="21"/>
+          <w:shd w:val="clear" w:color="auto" w:fill="FFFFFF"/>
+          <w:rtl/>
+        </w:rPr>
+        <w:t>כחדגע</w:t>
+      </w:r>
+      <w:proofErr w:type="spellEnd"/>
+      <w:r>
+        <w:rPr>
+          <w:rFonts w:ascii="Arial" w:hAnsi="Arial" w:cs="Arial" w:hint="cs"/>
+          <w:color w:val="C00000"/>
+          <w:sz w:val="21"/>
+          <w:szCs w:val="21"/>
+          <w:shd w:val="clear" w:color="auto" w:fill="FFFFFF"/>
+          <w:rtl/>
+        </w:rPr>
+        <w:t xml:space="preserve"> </w:t>
+      </w:r>
+      <w:proofErr w:type="spellStart"/>
+      <w:r>
+        <w:rPr>
+          <w:rFonts w:ascii="Arial" w:hAnsi="Arial" w:cs="Arial" w:hint="cs"/>
+          <w:color w:val="C00000"/>
+          <w:sz w:val="21"/>
+          <w:szCs w:val="21"/>
+          <w:shd w:val="clear" w:color="auto" w:fill="FFFFFF"/>
+          <w:rtl/>
+        </w:rPr>
+        <w:t>כחדגעכ</w:t>
+      </w:r>
+      <w:proofErr w:type="spellEnd"/>
+      <w:r>
+        <w:rPr>
+          <w:rFonts w:ascii="Arial" w:hAnsi="Arial" w:cs="Arial" w:hint="cs"/>
+          <w:color w:val="C00000"/>
+          <w:sz w:val="21"/>
+          <w:szCs w:val="21"/>
+          <w:shd w:val="clear" w:color="auto" w:fill="FFFFFF"/>
+          <w:rtl/>
+        </w:rPr>
+        <w:t xml:space="preserve"> </w:t>
+      </w:r>
+      <w:proofErr w:type="spellStart"/>
+      <w:r>
+        <w:rPr>
+          <w:rFonts w:ascii="Arial" w:hAnsi="Arial" w:cs="Arial" w:hint="cs"/>
+          <w:color w:val="C00000"/>
+          <w:sz w:val="21"/>
+          <w:szCs w:val="21"/>
+          <w:shd w:val="clear" w:color="auto" w:fill="FFFFFF"/>
+          <w:rtl/>
+        </w:rPr>
+        <w:t>חגלדע</w:t>
+      </w:r>
+      <w:proofErr w:type="spellEnd"/>
+      <w:r>
+        <w:rPr>
+          <w:rFonts w:ascii="Arial" w:hAnsi="Arial" w:cs="Arial" w:hint="cs"/>
+          <w:color w:val="C00000"/>
+          <w:sz w:val="21"/>
+          <w:szCs w:val="21"/>
+          <w:shd w:val="clear" w:color="auto" w:fill="FFFFFF"/>
+          <w:rtl/>
+        </w:rPr>
+        <w:t xml:space="preserve"> </w:t>
+      </w:r>
+      <w:proofErr w:type="spellStart"/>
+      <w:r>
+        <w:rPr>
+          <w:rFonts w:ascii="Arial" w:hAnsi="Arial" w:cs="Arial" w:hint="cs"/>
+          <w:color w:val="C00000"/>
+          <w:sz w:val="21"/>
+          <w:szCs w:val="21"/>
+          <w:shd w:val="clear" w:color="auto" w:fill="FFFFFF"/>
+          <w:rtl/>
+        </w:rPr>
+        <w:t>כחלגעכח</w:t>
+      </w:r>
+      <w:proofErr w:type="spellEnd"/>
+      <w:r>
+        <w:rPr>
+          <w:rFonts w:ascii="Arial" w:hAnsi="Arial" w:cs="Arial" w:hint="cs"/>
+          <w:color w:val="C00000"/>
+          <w:sz w:val="21"/>
+          <w:szCs w:val="21"/>
+          <w:shd w:val="clear" w:color="auto" w:fill="FFFFFF"/>
+          <w:rtl/>
+        </w:rPr>
+        <w:t xml:space="preserve"> </w:t>
+      </w:r>
+      <w:proofErr w:type="spellStart"/>
+      <w:r>
+        <w:rPr>
+          <w:rFonts w:ascii="Arial" w:hAnsi="Arial" w:cs="Arial" w:hint="cs"/>
+          <w:color w:val="C00000"/>
+          <w:sz w:val="21"/>
+          <w:szCs w:val="21"/>
+          <w:shd w:val="clear" w:color="auto" w:fill="FFFFFF"/>
+          <w:rtl/>
+        </w:rPr>
+        <w:t>לגדעכחגעכ</w:t>
+      </w:r>
+      <w:proofErr w:type="spellEnd"/>
+      <w:r>
+        <w:rPr>
+          <w:rFonts w:ascii="Arial" w:hAnsi="Arial" w:cs="Arial" w:hint="cs"/>
+          <w:color w:val="C00000"/>
+          <w:sz w:val="21"/>
+          <w:szCs w:val="21"/>
+          <w:shd w:val="clear" w:color="auto" w:fill="FFFFFF"/>
+          <w:rtl/>
+        </w:rPr>
+        <w:t xml:space="preserve"> </w:t>
+      </w:r>
+      <w:proofErr w:type="spellStart"/>
+      <w:r>
+        <w:rPr>
+          <w:rFonts w:ascii="Arial" w:hAnsi="Arial" w:cs="Arial" w:hint="cs"/>
+          <w:color w:val="C00000"/>
+          <w:sz w:val="21"/>
+          <w:szCs w:val="21"/>
+          <w:shd w:val="clear" w:color="auto" w:fill="FFFFFF"/>
+          <w:rtl/>
+        </w:rPr>
+        <w:t>חדגעםואן</w:t>
+      </w:r>
+      <w:proofErr w:type="spellEnd"/>
+    </w:p>
+    <w:p>
+      <w:pPr>
+        <w:spacing w:line="360" w:lineRule="auto"/>
+        <w:jc w:val="both"/>
+        <w:rPr>
+          <w:rFonts w:asciiTheme="minorBidi" w:hAnsiTheme="minorBidi"/>
+          <w:color w:val="C00000"/>
+          <w:rtl/>
+        </w:rPr>
+      </w:pPr>
+      <w:r>
+        <w:rPr>
+          <w:rFonts w:hint="cs"/>
+          <w:b/>
+          <w:bCs/>
+          <w:u w:val="single"/>
+          <w:rtl/>
+        </w:rPr>
+        <w:t>השכלה</w:t>
       </w:r>
     </w:p>
     <w:tbl>
@@ -340,393 +1315,80 @@
         <w:tblLook w:val="04A0" w:firstRow="1" w:lastRow="0" w:firstColumn="1" w:lastColumn="0" w:noHBand="0" w:noVBand="1"/>
       </w:tblPr>
       <w:tblGrid>
-        <w:gridCol w:w="1468"/>
-        <w:gridCol w:w="6828"/>
+        <w:gridCol w:w="1553"/>
+        <w:gridCol w:w="6743"/>
       </w:tblGrid>
       <w:tr>
-        <w:trPr>
-          <w:trHeight w:val="441"/>
-        </w:trPr>
         <w:tc>
           <w:tcPr>
-            <w:tcW w:w="8296" w:type="dxa"/>
-            <w:gridSpan w:val="2"/>
-            <w:tcBorders>
-              <w:bottom w:val="single" w:sz="4" w:space="0" w:color="auto"/>
-            </w:tcBorders>
+            <w:tcW w:w="1553" w:type="dxa"/>
             <w:vAlign w:val="center"/>
           </w:tcPr>
           <w:p>
             <w:pPr>
               <w:spacing w:line="360" w:lineRule="auto"/>
-              <w:rPr>
-                <w:b/>
-                <w:bCs/>
-                <w:u w:val="single"/>
+              <w:jc w:val="center"/>
+              <w:rPr>
+                <w:rFonts w:cs="Arial"/>
                 <w:rtl/>
               </w:rPr>
             </w:pPr>
             <w:r>
               <w:rPr>
-                <w:rFonts w:hint="cs"/>
-                <w:b/>
-                <w:bCs/>
-                <w:u w:val="single"/>
+                <w:rFonts w:cs="Arial" w:hint="cs"/>
                 <w:rtl/>
               </w:rPr>
-              <w:t>ניסיון תעסוקתי</w:t>
+              <w:t>199</w:t>
+            </w:r>
+            <w:r>
+              <w:rPr>
+                <w:rFonts w:cs="Arial" w:hint="cs"/>
+                <w:rtl/>
+              </w:rPr>
+              <w:t>6</w:t>
+            </w:r>
+            <w:r>
+              <w:rPr>
+                <w:rFonts w:cs="Arial" w:hint="cs"/>
+                <w:rtl/>
+              </w:rPr>
+              <w:t xml:space="preserve"> </w:t>
+            </w:r>
+            <w:r>
+              <w:rPr>
+                <w:rFonts w:cs="Arial"/>
+                <w:rtl/>
+              </w:rPr>
+              <w:t>–</w:t>
+            </w:r>
+            <w:r>
+              <w:rPr>
+                <w:rFonts w:cs="Arial" w:hint="cs"/>
+                <w:rtl/>
+              </w:rPr>
+              <w:t xml:space="preserve"> 2010</w:t>
             </w:r>
           </w:p>
+        </w:tc>
+        <w:tc>
+          <w:tcPr>
+            <w:tcW w:w="6743" w:type="dxa"/>
+            <w:vAlign w:val="center"/>
+          </w:tcPr>
           <w:p>
             <w:pPr>
               <w:spacing w:line="360" w:lineRule="auto"/>
               <w:rPr>
-                <w:rFonts w:asciiTheme="minorBidi" w:hAnsiTheme="minorBidi" w:cs="Arial"/>
+                <w:rFonts w:cs="Arial"/>
+                <w:rtl/>
               </w:rPr>
             </w:pPr>
             <w:r>
               <w:rPr>
-                <w:rFonts w:asciiTheme="minorBidi" w:hAnsiTheme="minorBidi"/>
+                <w:rFonts w:cs="Arial" w:hint="cs"/>
                 <w:rtl/>
               </w:rPr>
-              <w:t xml:space="preserve">2015 – היום : </w:t>
-            </w:r>
-            <w:r>
-              <w:rPr>
-                <w:rFonts w:asciiTheme="minorBidi" w:hAnsiTheme="minorBidi" w:cs="Arial"/>
-                <w:rtl/>
-              </w:rPr>
-              <w:t>קריאת מוני חשמל בתוך ומחוץ לבתי הלקוחות</w:t>
-            </w:r>
-            <w:r>
-              <w:rPr>
-                <w:rFonts w:asciiTheme="minorBidi" w:hAnsiTheme="minorBidi" w:cs="Arial" w:hint="cs"/>
-                <w:rtl/>
-              </w:rPr>
-              <w:t xml:space="preserve"> בירושלים</w:t>
-            </w:r>
-          </w:p>
-          <w:p>
-            <w:pPr>
-              <w:pStyle w:val="a4"/>
-              <w:numPr>
-                <w:ilvl w:val="0"/>
-                <w:numId w:val="3"/>
-              </w:numPr>
-              <w:spacing w:line="360" w:lineRule="auto"/>
-              <w:rPr>
-                <w:rFonts w:asciiTheme="minorBidi" w:hAnsiTheme="minorBidi"/>
-              </w:rPr>
-            </w:pPr>
-            <w:r>
-              <w:rPr>
-                <w:rFonts w:asciiTheme="minorBidi" w:hAnsiTheme="minorBidi" w:cs="Arial"/>
-                <w:rtl/>
-              </w:rPr>
-              <w:t>העבודה הינה דינמית ומאתגרת</w:t>
-            </w:r>
-            <w:r>
-              <w:rPr>
-                <w:rFonts w:asciiTheme="minorBidi" w:hAnsiTheme="minorBidi" w:cs="Arial" w:hint="cs"/>
-                <w:rtl/>
-              </w:rPr>
-              <w:t>.</w:t>
-            </w:r>
-          </w:p>
-          <w:p>
-            <w:pPr>
-              <w:pStyle w:val="a4"/>
-              <w:numPr>
-                <w:ilvl w:val="0"/>
-                <w:numId w:val="3"/>
-              </w:numPr>
-              <w:spacing w:line="360" w:lineRule="auto"/>
-              <w:rPr>
-                <w:rFonts w:asciiTheme="minorBidi" w:hAnsiTheme="minorBidi"/>
-              </w:rPr>
-            </w:pPr>
-            <w:r>
-              <w:rPr>
-                <w:rFonts w:asciiTheme="minorBidi" w:hAnsiTheme="minorBidi" w:cs="Arial"/>
-                <w:rtl/>
-              </w:rPr>
-              <w:t>המשלבת הליכה מרובה ואינטראקציה עם לקוחות החברה.</w:t>
-            </w:r>
-          </w:p>
-          <w:p>
-            <w:pPr>
-              <w:pStyle w:val="a4"/>
-              <w:numPr>
-                <w:ilvl w:val="0"/>
-                <w:numId w:val="3"/>
-              </w:numPr>
-              <w:spacing w:line="360" w:lineRule="auto"/>
-              <w:rPr>
-                <w:rFonts w:asciiTheme="minorBidi" w:hAnsiTheme="minorBidi"/>
-              </w:rPr>
-            </w:pPr>
-            <w:r>
-              <w:rPr>
-                <w:rFonts w:asciiTheme="minorBidi" w:hAnsiTheme="minorBidi" w:cs="Arial"/>
-                <w:rtl/>
-              </w:rPr>
-              <w:t>העבודה הינה דינמית ומאתגרת</w:t>
-            </w:r>
-            <w:r>
-              <w:rPr>
-                <w:rFonts w:asciiTheme="minorBidi" w:hAnsiTheme="minorBidi" w:cs="Arial" w:hint="cs"/>
-                <w:rtl/>
-              </w:rPr>
-              <w:t>.</w:t>
-            </w:r>
-          </w:p>
-          <w:p>
-            <w:pPr>
-              <w:pStyle w:val="a4"/>
-              <w:numPr>
-                <w:ilvl w:val="0"/>
-                <w:numId w:val="3"/>
-              </w:numPr>
-              <w:spacing w:line="360" w:lineRule="auto"/>
-              <w:rPr>
-                <w:rFonts w:asciiTheme="minorBidi" w:hAnsiTheme="minorBidi"/>
-              </w:rPr>
-            </w:pPr>
-            <w:r>
-              <w:rPr>
-                <w:rFonts w:asciiTheme="minorBidi" w:hAnsiTheme="minorBidi" w:cs="Arial"/>
-                <w:rtl/>
-              </w:rPr>
-              <w:t>המשלבת הליכה מרובה ואינטראקציה עם לקוחות החברה.</w:t>
-            </w:r>
-          </w:p>
-          <w:p>
-            <w:pPr>
-              <w:pStyle w:val="a4"/>
-              <w:numPr>
-                <w:ilvl w:val="0"/>
-                <w:numId w:val="3"/>
-              </w:numPr>
-              <w:spacing w:line="360" w:lineRule="auto"/>
-              <w:rPr>
-                <w:rFonts w:asciiTheme="minorBidi" w:hAnsiTheme="minorBidi"/>
-              </w:rPr>
-            </w:pPr>
-            <w:r>
-              <w:rPr>
-                <w:rFonts w:asciiTheme="minorBidi" w:hAnsiTheme="minorBidi" w:cs="Arial"/>
-                <w:rtl/>
-              </w:rPr>
-              <w:t>העבודה הינה דינמית ומאתגרת</w:t>
-            </w:r>
-            <w:r>
-              <w:rPr>
-                <w:rFonts w:asciiTheme="minorBidi" w:hAnsiTheme="minorBidi" w:cs="Arial" w:hint="cs"/>
-                <w:rtl/>
-              </w:rPr>
-              <w:t>.</w:t>
-            </w:r>
-          </w:p>
-          <w:p>
-            <w:pPr>
-              <w:pStyle w:val="a4"/>
-              <w:numPr>
-                <w:ilvl w:val="0"/>
-                <w:numId w:val="3"/>
-              </w:numPr>
-              <w:spacing w:line="360" w:lineRule="auto"/>
-              <w:rPr>
-                <w:rFonts w:asciiTheme="minorBidi" w:hAnsiTheme="minorBidi"/>
-              </w:rPr>
-            </w:pPr>
-            <w:r>
-              <w:rPr>
-                <w:rFonts w:asciiTheme="minorBidi" w:hAnsiTheme="minorBidi" w:cs="Arial"/>
-                <w:rtl/>
-              </w:rPr>
-              <w:t>המשלבת הליכה מרובה ואינטראקציה עם לקוחות החברה.</w:t>
-            </w:r>
-          </w:p>
-          <w:p>
-            <w:pPr>
-              <w:rPr>
-                <w:rFonts w:asciiTheme="minorBidi" w:hAnsiTheme="minorBidi"/>
-              </w:rPr>
-            </w:pPr>
-          </w:p>
-          <w:p>
-            <w:pPr>
-              <w:spacing w:line="360" w:lineRule="auto"/>
-              <w:rPr>
-                <w:rFonts w:asciiTheme="minorBidi" w:hAnsiTheme="minorBidi" w:cs="Arial"/>
-                <w:rtl/>
-              </w:rPr>
-            </w:pPr>
-            <w:r>
-              <w:rPr>
-                <w:rFonts w:asciiTheme="minorBidi" w:hAnsiTheme="minorBidi"/>
-              </w:rPr>
-              <w:t>2008</w:t>
-            </w:r>
-            <w:r>
-              <w:rPr>
-                <w:rFonts w:asciiTheme="minorBidi" w:hAnsiTheme="minorBidi"/>
-                <w:rtl/>
-              </w:rPr>
-              <w:t xml:space="preserve"> – </w:t>
-            </w:r>
-            <w:r>
-              <w:rPr>
-                <w:rFonts w:asciiTheme="minorBidi" w:hAnsiTheme="minorBidi"/>
-              </w:rPr>
-              <w:t>2015</w:t>
-            </w:r>
-            <w:r>
-              <w:rPr>
-                <w:rFonts w:asciiTheme="minorBidi" w:hAnsiTheme="minorBidi"/>
-                <w:rtl/>
-              </w:rPr>
-              <w:t xml:space="preserve"> : </w:t>
-            </w:r>
-            <w:r>
-              <w:rPr>
-                <w:rFonts w:asciiTheme="minorBidi" w:hAnsiTheme="minorBidi" w:cs="Arial"/>
-                <w:rtl/>
-              </w:rPr>
-              <w:t>קריאת מוני חשמל בתוך ומחוץ לבתי הלקוחות</w:t>
-            </w:r>
-            <w:r>
-              <w:rPr>
-                <w:rFonts w:asciiTheme="minorBidi" w:hAnsiTheme="minorBidi" w:cs="Arial" w:hint="cs"/>
-                <w:rtl/>
-              </w:rPr>
-              <w:t xml:space="preserve"> בירושלים</w:t>
-            </w:r>
-          </w:p>
-          <w:p>
-            <w:pPr>
-              <w:pStyle w:val="a4"/>
-              <w:numPr>
-                <w:ilvl w:val="0"/>
-                <w:numId w:val="3"/>
-              </w:numPr>
-              <w:spacing w:line="360" w:lineRule="auto"/>
-              <w:rPr>
-                <w:rFonts w:asciiTheme="minorBidi" w:hAnsiTheme="minorBidi"/>
-              </w:rPr>
-            </w:pPr>
-            <w:r>
-              <w:rPr>
-                <w:rFonts w:asciiTheme="minorBidi" w:hAnsiTheme="minorBidi" w:cs="Arial"/>
-                <w:rtl/>
-              </w:rPr>
-              <w:t>העבודה הינה דינמית ומאתגרת</w:t>
-            </w:r>
-            <w:r>
-              <w:rPr>
-                <w:rFonts w:asciiTheme="minorBidi" w:hAnsiTheme="minorBidi" w:cs="Arial" w:hint="cs"/>
-                <w:rtl/>
-              </w:rPr>
-              <w:t>.</w:t>
-            </w:r>
-          </w:p>
-          <w:p>
-            <w:pPr>
-              <w:pStyle w:val="a4"/>
-              <w:numPr>
-                <w:ilvl w:val="0"/>
-                <w:numId w:val="3"/>
-              </w:numPr>
-              <w:spacing w:line="360" w:lineRule="auto"/>
-              <w:rPr>
-                <w:rFonts w:asciiTheme="minorBidi" w:hAnsiTheme="minorBidi"/>
-              </w:rPr>
-            </w:pPr>
-            <w:r>
-              <w:rPr>
-                <w:rFonts w:asciiTheme="minorBidi" w:hAnsiTheme="minorBidi" w:cs="Arial"/>
-                <w:rtl/>
-              </w:rPr>
-              <w:t>המשלבת הליכה מרובה ואינטראקציה עם לקוחות החברה.</w:t>
-            </w:r>
-          </w:p>
-          <w:p>
-            <w:pPr>
-              <w:pStyle w:val="a4"/>
-              <w:numPr>
-                <w:ilvl w:val="0"/>
-                <w:numId w:val="3"/>
-              </w:numPr>
-              <w:spacing w:line="360" w:lineRule="auto"/>
-              <w:rPr>
-                <w:rFonts w:asciiTheme="minorBidi" w:hAnsiTheme="minorBidi"/>
-              </w:rPr>
-            </w:pPr>
-            <w:r>
-              <w:rPr>
-                <w:rFonts w:asciiTheme="minorBidi" w:hAnsiTheme="minorBidi" w:cs="Arial"/>
-                <w:rtl/>
-              </w:rPr>
-              <w:t>העבודה הינה דינמית ומאתגרת</w:t>
-            </w:r>
-            <w:r>
-              <w:rPr>
-                <w:rFonts w:asciiTheme="minorBidi" w:hAnsiTheme="minorBidi" w:cs="Arial" w:hint="cs"/>
-                <w:rtl/>
-              </w:rPr>
-              <w:t>.</w:t>
-            </w:r>
-          </w:p>
-          <w:p>
-            <w:pPr>
-              <w:pStyle w:val="a4"/>
-              <w:numPr>
-                <w:ilvl w:val="0"/>
-                <w:numId w:val="3"/>
-              </w:numPr>
-              <w:spacing w:line="360" w:lineRule="auto"/>
-              <w:rPr>
-                <w:rFonts w:asciiTheme="minorBidi" w:hAnsiTheme="minorBidi"/>
-              </w:rPr>
-            </w:pPr>
-            <w:r>
-              <w:rPr>
-                <w:rFonts w:asciiTheme="minorBidi" w:hAnsiTheme="minorBidi" w:cs="Arial"/>
-                <w:rtl/>
-              </w:rPr>
-              <w:t>המשלבת הליכה מרובה ואינטראקציה עם לקוחות החברה.</w:t>
-            </w:r>
-          </w:p>
-          <w:p>
-            <w:pPr>
-              <w:spacing w:line="360" w:lineRule="auto"/>
-              <w:rPr>
-                <w:b/>
-                <w:bCs/>
-                <w:u w:val="single"/>
-                <w:rtl/>
-              </w:rPr>
-            </w:pPr>
-          </w:p>
-          <w:p>
-            <w:pPr>
-              <w:spacing w:line="360" w:lineRule="auto"/>
-              <w:rPr>
-                <w:b/>
-                <w:bCs/>
-                <w:u w:val="single"/>
-                <w:rtl/>
-              </w:rPr>
-            </w:pPr>
-            <w:r>
-              <w:rPr>
-                <w:rFonts w:hint="cs"/>
-                <w:b/>
-                <w:bCs/>
-                <w:u w:val="single"/>
-                <w:rtl/>
-              </w:rPr>
-              <w:t>השכלה</w:t>
+              <w:t>אברך כולל בלימודי קודש</w:t>
             </w:r>
           </w:p>
         </w:tc>
@@ -734,20 +1396,15 @@
       <w:tr>
         <w:tc>
           <w:tcPr>
-            <w:tcW w:w="1468" w:type="dxa"/>
-            <w:tcBorders>
-              <w:top w:val="single" w:sz="4" w:space="0" w:color="auto"/>
-              <w:left w:val="single" w:sz="4" w:space="0" w:color="auto"/>
-              <w:bottom w:val="single" w:sz="4" w:space="0" w:color="auto"/>
-              <w:right w:val="single" w:sz="4" w:space="0" w:color="auto"/>
-            </w:tcBorders>
+            <w:tcW w:w="1553" w:type="dxa"/>
             <w:vAlign w:val="center"/>
           </w:tcPr>
           <w:p>
             <w:pPr>
               <w:spacing w:line="360" w:lineRule="auto"/>
-              <w:rPr>
-                <w:color w:val="FF0000"/>
+              <w:jc w:val="center"/>
+              <w:rPr>
+                <w:rFonts w:asciiTheme="minorBidi" w:hAnsiTheme="minorBidi"/>
                 <w:rtl/>
               </w:rPr>
             </w:pPr>
@@ -756,61 +1413,20 @@
                 <w:rFonts w:cs="Arial"/>
                 <w:rtl/>
               </w:rPr>
-              <w:t>19</w:t>
-            </w:r>
-            <w:r>
-              <w:rPr>
-                <w:rFonts w:cs="Arial" w:hint="cs"/>
-                <w:rtl/>
-              </w:rPr>
-              <w:t>90</w:t>
-            </w:r>
-            <w:r>
-              <w:rPr>
-                <w:rFonts w:cs="Arial" w:hint="cs"/>
-                <w:rtl/>
-              </w:rPr>
-              <w:t xml:space="preserve"> </w:t>
-            </w:r>
-            <w:r>
-              <w:rPr>
-                <w:rFonts w:cs="Arial"/>
-                <w:rtl/>
-              </w:rPr>
-              <w:t>-</w:t>
-            </w:r>
-            <w:r>
-              <w:rPr>
-                <w:rFonts w:cs="Arial" w:hint="cs"/>
-                <w:rtl/>
-              </w:rPr>
-              <w:t xml:space="preserve"> </w:t>
-            </w:r>
-            <w:r>
-              <w:rPr>
-                <w:rFonts w:cs="Arial"/>
-                <w:rtl/>
-              </w:rPr>
-              <w:t>1993</w:t>
+              <w:t>1991 – 1994</w:t>
             </w:r>
           </w:p>
         </w:tc>
         <w:tc>
           <w:tcPr>
-            <w:tcW w:w="6828" w:type="dxa"/>
-            <w:tcBorders>
-              <w:top w:val="single" w:sz="4" w:space="0" w:color="auto"/>
-              <w:left w:val="single" w:sz="4" w:space="0" w:color="auto"/>
-              <w:bottom w:val="single" w:sz="4" w:space="0" w:color="auto"/>
-              <w:right w:val="single" w:sz="4" w:space="0" w:color="auto"/>
-            </w:tcBorders>
+            <w:tcW w:w="6743" w:type="dxa"/>
             <w:vAlign w:val="center"/>
           </w:tcPr>
           <w:p>
             <w:pPr>
               <w:spacing w:line="360" w:lineRule="auto"/>
               <w:rPr>
-                <w:color w:val="FF0000"/>
+                <w:rFonts w:cs="Arial"/>
                 <w:rtl/>
               </w:rPr>
             </w:pPr>
@@ -819,28 +1435,7 @@
                 <w:rFonts w:cs="Arial"/>
                 <w:rtl/>
               </w:rPr>
-              <w:t xml:space="preserve">תואר ראשון </w:t>
-            </w:r>
-            <w:r>
-              <w:rPr>
-                <w:rFonts w:cs="Arial"/>
-                <w:rtl/>
-              </w:rPr>
-              <w:t xml:space="preserve">בהנדסת מכונות </w:t>
-            </w:r>
-            <w:r>
-              <w:rPr>
-                <w:rFonts w:cs="Arial" w:hint="cs"/>
-                <w:rtl/>
-              </w:rPr>
-              <w:t xml:space="preserve">- </w:t>
-            </w:r>
-            <w:r>
-              <w:rPr>
-                <w:rFonts w:cs="Arial" w:hint="cs"/>
-                <w:rtl/>
-              </w:rPr>
-              <w:t>טכניון</w:t>
+              <w:t>תואר ראשון בהנדסת מכונות - טכניון חיפה</w:t>
             </w:r>
             <w:r>
               <w:rPr>
@@ -859,6 +1454,86 @@
           <w:rtl/>
         </w:rPr>
       </w:pPr>
+    </w:p>
+    <w:p>
+      <w:pPr>
+        <w:spacing w:line="360" w:lineRule="auto"/>
+        <w:jc w:val="both"/>
+        <w:rPr>
+          <w:b/>
+          <w:bCs/>
+          <w:u w:val="single"/>
+          <w:rtl/>
+        </w:rPr>
+      </w:pPr>
+      <w:r>
+        <w:rPr>
+          <w:rFonts w:hint="cs"/>
+          <w:b/>
+          <w:bCs/>
+          <w:u w:val="single"/>
+          <w:rtl/>
+        </w:rPr>
+        <w:t>ה</w:t>
+      </w:r>
+      <w:r>
+        <w:rPr>
+          <w:rFonts w:hint="cs"/>
+          <w:b/>
+          <w:bCs/>
+          <w:u w:val="single"/>
+          <w:rtl/>
+        </w:rPr>
+        <w:t>שירות צבאי</w:t>
+      </w:r>
+      <w:r>
+        <w:rPr>
+          <w:rtl/>
+        </w:rPr>
+        <w:tab/>
+      </w:r>
+      <w:r>
+        <w:rPr>
+          <w:rFonts w:hint="cs"/>
+          <w:rtl/>
+        </w:rPr>
+        <w:t>1995</w:t>
+      </w:r>
+      <w:r>
+        <w:rPr>
+          <w:rFonts w:hint="cs"/>
+          <w:rtl/>
+        </w:rPr>
+        <w:tab/>
+      </w:r>
+      <w:r>
+        <w:rPr>
+          <w:rFonts w:hint="cs"/>
+          <w:rtl/>
+        </w:rPr>
+        <w:t xml:space="preserve">שירות צבאי לעולים חדשים - </w:t>
+      </w:r>
+      <w:r>
+        <w:rPr>
+          <w:rFonts w:hint="cs"/>
+          <w:rtl/>
+        </w:rPr>
+        <w:t xml:space="preserve">שלב ב' </w:t>
+      </w:r>
+      <w:r>
+        <w:rPr>
+          <w:rFonts w:hint="cs"/>
+          <w:rtl/>
+        </w:rPr>
+        <w:t xml:space="preserve">- </w:t>
+      </w:r>
+      <w:r>
+        <w:rPr>
+          <w:rFonts w:hint="cs"/>
+          <w:rtl/>
+        </w:rPr>
+        <w:t>כמחסנאי</w:t>
+      </w:r>
     </w:p>
     <w:tbl>
       <w:tblPr>
@@ -906,7 +1581,7 @@
                 <w:u w:val="single"/>
                 <w:rtl/>
               </w:rPr>
-              <w:t>מיומנויות מקצועיות</w:t>
+              <w:t>כלי מחשב</w:t>
             </w:r>
           </w:p>
         </w:tc>
@@ -936,7 +1611,7 @@
               <w:rPr>
                 <w:rFonts w:asciiTheme="minorBidi" w:hAnsiTheme="minorBidi"/>
               </w:rPr>
-              <w:t>Javascript, Html, Xml</w:t>
+              <w:t>WORD, EXCEL, POWERPOINT, OUTLOOK</w:t>
             </w:r>
           </w:p>
           <w:p>
@@ -974,8 +1649,16 @@
               <w:rPr>
                 <w:rFonts w:asciiTheme="minorBidi" w:hAnsiTheme="minorBidi"/>
               </w:rPr>
-              <w:t>servlets and jsp</w:t>
+              <w:t xml:space="preserve">servlets and </w:t>
             </w:r>
+            <w:proofErr w:type="spellStart"/>
+            <w:r>
+              <w:rPr>
+                <w:rFonts w:asciiTheme="minorBidi" w:hAnsiTheme="minorBidi"/>
+              </w:rPr>
+              <w:t>jsp</w:t>
+            </w:r>
+            <w:proofErr w:type="spellEnd"/>
           </w:p>
           <w:p>
             <w:pPr>
@@ -1075,9 +1758,6 @@
         <w:spacing w:line="360" w:lineRule="auto"/>
         <w:rPr>
           <w:rFonts w:cs="Arial"/>
-          <w:b/>
-          <w:bCs/>
-          <w:u w:val="single"/>
           <w:rtl/>
         </w:rPr>
       </w:pPr>
@@ -1091,86 +1771,82 @@
         </w:rPr>
         <w:t>שפות</w:t>
       </w:r>
-    </w:p>
-    <w:p>
-      <w:pPr>
+      <w:r>
+        <w:rPr>
+          <w:rtl/>
+        </w:rPr>
+        <w:tab/>
+      </w:r>
+      <w:r>
         <w:rPr>
           <w:rFonts w:cs="Arial"/>
           <w:rtl/>
         </w:rPr>
-      </w:pPr>
+        <w:t>עברית</w:t>
+      </w:r>
+      <w:r>
+        <w:rPr>
+          <w:rFonts w:cs="Arial" w:hint="cs"/>
+          <w:rtl/>
+        </w:rPr>
+        <w:t xml:space="preserve"> </w:t>
+      </w:r>
       <w:r>
         <w:rPr>
           <w:rFonts w:cs="Arial"/>
           <w:rtl/>
         </w:rPr>
-        <w:t>עברית</w:t>
+        <w:t xml:space="preserve">: </w:t>
       </w:r>
       <w:r>
         <w:rPr>
           <w:rFonts w:cs="Arial" w:hint="cs"/>
           <w:rtl/>
         </w:rPr>
-        <w:t xml:space="preserve"> </w:t>
+        <w:t xml:space="preserve">ברמת </w:t>
       </w:r>
       <w:r>
         <w:rPr>
           <w:rFonts w:cs="Arial"/>
           <w:rtl/>
         </w:rPr>
-        <w:t xml:space="preserve">: </w:t>
+        <w:t xml:space="preserve">שפת אם, </w:t>
+      </w:r>
+      <w:r>
+        <w:rPr>
+          <w:rFonts w:cs="Arial"/>
+          <w:rtl/>
+        </w:rPr>
+        <w:t>צרפתית</w:t>
+      </w:r>
+      <w:r>
+        <w:rPr>
+          <w:rFonts w:cs="Arial"/>
+          <w:rtl/>
+        </w:rPr>
+        <w:t xml:space="preserve"> </w:t>
       </w:r>
       <w:r>
         <w:rPr>
           <w:rFonts w:cs="Arial" w:hint="cs"/>
           <w:rtl/>
         </w:rPr>
-        <w:t xml:space="preserve">ברמת </w:t>
+        <w:t xml:space="preserve">: שפת אם, </w:t>
       </w:r>
       <w:r>
         <w:rPr>
           <w:rFonts w:cs="Arial"/>
           <w:rtl/>
         </w:rPr>
-        <w:t xml:space="preserve">שפת אם, </w:t>
-      </w:r>
-      <w:r>
-        <w:rPr>
-          <w:rFonts w:cs="Arial"/>
-          <w:rtl/>
-        </w:rPr>
-        <w:t>צרפתית</w:t>
-      </w:r>
-      <w:r>
-        <w:rPr>
-          <w:rFonts w:cs="Arial"/>
-          <w:rtl/>
-        </w:rPr>
-        <w:t xml:space="preserve"> </w:t>
+        <w:t>אנגלית</w:t>
       </w:r>
       <w:r>
         <w:rPr>
           <w:rFonts w:cs="Arial" w:hint="cs"/>
           <w:rtl/>
         </w:rPr>
-        <w:t xml:space="preserve">: שפת אם, </w:t>
-      </w:r>
-      <w:r>
-        <w:rPr>
-          <w:rFonts w:cs="Arial"/>
-          <w:rtl/>
-        </w:rPr>
-        <w:t>אנגלית</w:t>
-      </w:r>
-      <w:r>
-        <w:rPr>
-          <w:rFonts w:cs="Arial" w:hint="cs"/>
-          <w:rtl/>
-        </w:rPr>
-        <w:t xml:space="preserve"> </w:t>
-      </w:r>
-      <w:bookmarkStart w:id="0" w:name="_GoBack"/>
-      <w:bookmarkEnd w:id="0"/>
+        <w:t xml:space="preserve"> </w:t>
+      </w:r>
       <w:r>
         <w:rPr>
           <w:rFonts w:cs="Arial"/>
@@ -2067,7 +2743,6 @@
   <w:style w:type="character" w:default="1" w:styleId="a0">
     <w:name w:val="Default Paragraph Font"/>
     <w:uiPriority w:val="1"/>
-    <w:semiHidden/>
     <w:unhideWhenUsed/>
   </w:style>
   <w:style w:type="table" w:default="1" w:styleId="a1">

--- a/נינו חכמון - מאנדס - 20191203.docx
+++ b/נינו חכמון - מאנדס - 20191203.docx
@@ -74,8 +74,6 @@
               </w:rPr>
               <w:t>נינו חכמון</w:t>
             </w:r>
-            <w:bookmarkStart w:id="0" w:name="_GoBack"/>
-            <w:bookmarkEnd w:id="0"/>
             <w:r>
               <w:rPr>
                 <w:rFonts w:asciiTheme="minorBidi" w:hAnsiTheme="minorBidi"/>
@@ -160,27 +158,11 @@
       </w:pPr>
       <w:r>
         <w:rPr>
-          <w:rFonts w:asciiTheme="minorBidi" w:hAnsiTheme="minorBidi"/>
-          <w:color w:val="C00000"/>
-          <w:rtl/>
-        </w:rPr>
-        <w:t>ע</w:t>
-      </w:r>
-      <w:r>
-        <w:rPr>
           <w:rFonts w:asciiTheme="minorBidi" w:hAnsiTheme="minorBidi" w:hint="cs"/>
           <w:color w:val="C00000"/>
           <w:rtl/>
         </w:rPr>
-        <w:t>ו</w:t>
-      </w:r>
-      <w:r>
-        <w:rPr>
-          <w:rFonts w:asciiTheme="minorBidi" w:hAnsiTheme="minorBidi"/>
-          <w:color w:val="C00000"/>
-          <w:rtl/>
-        </w:rPr>
-        <w:t xml:space="preserve">בד דינמי </w:t>
+        <w:t>בעל</w:t>
       </w:r>
       <w:r>
         <w:rPr>
@@ -188,15 +170,7 @@
           <w:color w:val="C00000"/>
           <w:rtl/>
         </w:rPr>
-        <w:t xml:space="preserve">שאוהב </w:t>
-      </w:r>
-      <w:r>
-        <w:rPr>
-          <w:rFonts w:asciiTheme="minorBidi" w:hAnsiTheme="minorBidi"/>
-          <w:color w:val="C00000"/>
-          <w:rtl/>
-        </w:rPr>
-        <w:t>אתגר</w:t>
+        <w:t xml:space="preserve"> יחסי אנוש </w:t>
       </w:r>
       <w:r>
         <w:rPr>
@@ -204,31 +178,7 @@
           <w:color w:val="C00000"/>
           <w:rtl/>
         </w:rPr>
-        <w:t>ים,</w:t>
-      </w:r>
-      <w:r>
-        <w:rPr>
-          <w:rFonts w:asciiTheme="minorBidi" w:hAnsiTheme="minorBidi" w:hint="cs"/>
-          <w:color w:val="C00000"/>
-          <w:rtl/>
-        </w:rPr>
-        <w:t xml:space="preserve"> בעל</w:t>
-      </w:r>
-      <w:r>
-        <w:rPr>
-          <w:rFonts w:asciiTheme="minorBidi" w:hAnsiTheme="minorBidi" w:hint="cs"/>
-          <w:color w:val="C00000"/>
-          <w:rtl/>
-        </w:rPr>
-        <w:t xml:space="preserve"> יחסי אנוש </w:t>
-      </w:r>
-      <w:r>
-        <w:rPr>
-          <w:rFonts w:asciiTheme="minorBidi" w:hAnsiTheme="minorBidi" w:hint="cs"/>
-          <w:color w:val="C00000"/>
-          <w:rtl/>
-        </w:rPr>
-        <w:t>טובים ומאוד יסודי</w:t>
+        <w:t xml:space="preserve">טובים </w:t>
       </w:r>
       <w:r>
         <w:rPr>
@@ -352,41 +302,66 @@
     <w:p>
       <w:pPr>
         <w:spacing w:line="360" w:lineRule="auto"/>
-        <w:rPr>
-          <w:b/>
-          <w:bCs/>
-          <w:u w:val="single"/>
-          <w:rtl/>
-        </w:rPr>
-      </w:pPr>
-      <w:r>
-        <w:rPr>
-          <w:rFonts w:hint="cs"/>
-          <w:b/>
-          <w:bCs/>
-          <w:u w:val="single"/>
-          <w:rtl/>
-        </w:rPr>
-        <w:t>ניסיון תעסוקתי</w:t>
+        <w:jc w:val="both"/>
+        <w:rPr>
+          <w:rFonts w:asciiTheme="minorBidi" w:hAnsiTheme="minorBidi"/>
+          <w:color w:val="C00000"/>
+          <w:rtl/>
+        </w:rPr>
+      </w:pPr>
+      <w:r>
+        <w:rPr>
+          <w:rFonts w:asciiTheme="minorBidi" w:hAnsiTheme="minorBidi" w:hint="cs"/>
+          <w:color w:val="C00000"/>
+          <w:rtl/>
+        </w:rPr>
+        <w:t>בעל תואר ראשון</w:t>
       </w:r>
     </w:p>
     <w:p>
       <w:pPr>
         <w:spacing w:line="360" w:lineRule="auto"/>
         <w:rPr>
+          <w:b/>
+          <w:bCs/>
+          <w:u w:val="single"/>
+          <w:rtl/>
+        </w:rPr>
+      </w:pPr>
+      <w:r>
+        <w:rPr>
+          <w:rFonts w:hint="cs"/>
+          <w:b/>
+          <w:bCs/>
+          <w:u w:val="single"/>
+          <w:rtl/>
+        </w:rPr>
+        <w:t>ניסיון תעסוקתי</w:t>
+      </w:r>
+    </w:p>
+    <w:p>
+      <w:pPr>
+        <w:spacing w:line="360" w:lineRule="auto"/>
+        <w:rPr>
           <w:rFonts w:asciiTheme="minorBidi" w:hAnsiTheme="minorBidi" w:cs="Arial"/>
-          <w:rtl/>
-        </w:rPr>
-      </w:pPr>
-      <w:r>
-        <w:rPr>
-          <w:rFonts w:asciiTheme="minorBidi" w:hAnsiTheme="minorBidi"/>
+          <w:b/>
+          <w:bCs/>
+          <w:rtl/>
+        </w:rPr>
+      </w:pPr>
+      <w:r>
+        <w:rPr>
+          <w:rFonts w:asciiTheme="minorBidi" w:hAnsiTheme="minorBidi"/>
+          <w:b/>
+          <w:bCs/>
         </w:rPr>
         <w:t>2016</w:t>
       </w:r>
       <w:r>
         <w:rPr>
           <w:rFonts w:asciiTheme="minorBidi" w:hAnsiTheme="minorBidi"/>
+          <w:b/>
+          <w:bCs/>
           <w:rtl/>
         </w:rPr>
         <w:t xml:space="preserve"> – </w:t>
@@ -394,6 +369,8 @@
       <w:r>
         <w:rPr>
           <w:rFonts w:asciiTheme="minorBidi" w:hAnsiTheme="minorBidi" w:hint="cs"/>
+          <w:b/>
+          <w:bCs/>
           <w:rtl/>
         </w:rPr>
         <w:t>היום:</w:t>
@@ -401,6 +378,8 @@
       <w:r>
         <w:rPr>
           <w:rFonts w:asciiTheme="minorBidi" w:hAnsiTheme="minorBidi"/>
+          <w:b/>
+          <w:bCs/>
           <w:rtl/>
         </w:rPr>
         <w:t xml:space="preserve"> </w:t>
@@ -408,6 +387,8 @@
       <w:r>
         <w:rPr>
           <w:rFonts w:asciiTheme="minorBidi" w:hAnsiTheme="minorBidi" w:cs="Arial" w:hint="cs"/>
+          <w:b/>
+          <w:bCs/>
           <w:rtl/>
         </w:rPr>
         <w:t xml:space="preserve">חברת החשמל </w:t>
@@ -415,6 +396,8 @@
       <w:r>
         <w:rPr>
           <w:rFonts w:asciiTheme="minorBidi" w:hAnsiTheme="minorBidi" w:cs="Arial"/>
+          <w:b/>
+          <w:bCs/>
           <w:rtl/>
         </w:rPr>
         <w:t>–</w:t>
@@ -422,6 +405,8 @@
       <w:r>
         <w:rPr>
           <w:rFonts w:asciiTheme="minorBidi" w:hAnsiTheme="minorBidi" w:cs="Arial" w:hint="cs"/>
+          <w:b/>
+          <w:bCs/>
           <w:rtl/>
         </w:rPr>
         <w:t xml:space="preserve"> פקיד במחלקת גביה</w:t>
@@ -472,14 +457,14 @@
           <w:rFonts w:asciiTheme="minorBidi" w:hAnsiTheme="minorBidi" w:hint="cs"/>
           <w:rtl/>
         </w:rPr>
-        <w:t xml:space="preserve">מסלולים של הקורא מונים </w:t>
+        <w:t>מסלולים של הקורא מונים</w:t>
       </w:r>
       <w:r>
         <w:rPr>
           <w:rFonts w:asciiTheme="minorBidi" w:hAnsiTheme="minorBidi" w:cs="Arial" w:hint="cs"/>
           <w:rtl/>
         </w:rPr>
-        <w:t>על ידי חשיבה יצירתית.</w:t>
+        <w:t>.</w:t>
       </w:r>
     </w:p>
     <w:p>
@@ -591,7 +576,6 @@
           <w:rFonts w:asciiTheme="minorBidi" w:hAnsiTheme="minorBidi"/>
         </w:rPr>
       </w:pPr>
-      <w:proofErr w:type="spellStart"/>
       <w:r>
         <w:rPr>
           <w:rFonts w:ascii="Arial" w:hAnsi="Arial" w:cs="Arial" w:hint="cs"/>
@@ -601,188 +585,23 @@
           <w:shd w:val="clear" w:color="auto" w:fill="FFFFFF"/>
           <w:rtl/>
         </w:rPr>
-        <w:t>כנגחלעכ</w:t>
-      </w:r>
-      <w:proofErr w:type="spellEnd"/>
-      <w:r>
-        <w:rPr>
-          <w:rFonts w:ascii="Arial" w:hAnsi="Arial" w:cs="Arial" w:hint="cs"/>
-          <w:color w:val="C00000"/>
-          <w:sz w:val="21"/>
-          <w:szCs w:val="21"/>
-          <w:shd w:val="clear" w:color="auto" w:fill="FFFFFF"/>
-          <w:rtl/>
-        </w:rPr>
-        <w:t xml:space="preserve"> </w:t>
-      </w:r>
-      <w:proofErr w:type="spellStart"/>
-      <w:r>
-        <w:rPr>
-          <w:rFonts w:ascii="Arial" w:hAnsi="Arial" w:cs="Arial" w:hint="cs"/>
-          <w:color w:val="C00000"/>
-          <w:sz w:val="21"/>
-          <w:szCs w:val="21"/>
-          <w:shd w:val="clear" w:color="auto" w:fill="FFFFFF"/>
-          <w:rtl/>
-        </w:rPr>
-        <w:t>חדגעכחגדעכחדגע</w:t>
-      </w:r>
-      <w:proofErr w:type="spellEnd"/>
-      <w:r>
-        <w:rPr>
-          <w:rFonts w:ascii="Arial" w:hAnsi="Arial" w:cs="Arial" w:hint="cs"/>
-          <w:color w:val="C00000"/>
-          <w:sz w:val="21"/>
-          <w:szCs w:val="21"/>
-          <w:shd w:val="clear" w:color="auto" w:fill="FFFFFF"/>
-          <w:rtl/>
-        </w:rPr>
-        <w:t xml:space="preserve"> </w:t>
-      </w:r>
-      <w:proofErr w:type="spellStart"/>
-      <w:r>
-        <w:rPr>
-          <w:rFonts w:ascii="Arial" w:hAnsi="Arial" w:cs="Arial" w:hint="cs"/>
-          <w:color w:val="C00000"/>
-          <w:sz w:val="21"/>
-          <w:szCs w:val="21"/>
-          <w:shd w:val="clear" w:color="auto" w:fill="FFFFFF"/>
-          <w:rtl/>
-        </w:rPr>
-        <w:t>כחדגע</w:t>
-      </w:r>
-      <w:proofErr w:type="spellEnd"/>
-      <w:r>
-        <w:rPr>
-          <w:rFonts w:ascii="Arial" w:hAnsi="Arial" w:cs="Arial" w:hint="cs"/>
-          <w:color w:val="C00000"/>
-          <w:sz w:val="21"/>
-          <w:szCs w:val="21"/>
-          <w:shd w:val="clear" w:color="auto" w:fill="FFFFFF"/>
-          <w:rtl/>
-        </w:rPr>
-        <w:t xml:space="preserve"> </w:t>
-      </w:r>
-      <w:proofErr w:type="spellStart"/>
-      <w:r>
-        <w:rPr>
-          <w:rFonts w:ascii="Arial" w:hAnsi="Arial" w:cs="Arial" w:hint="cs"/>
-          <w:color w:val="C00000"/>
-          <w:sz w:val="21"/>
-          <w:szCs w:val="21"/>
-          <w:shd w:val="clear" w:color="auto" w:fill="FFFFFF"/>
-          <w:rtl/>
-        </w:rPr>
-        <w:t>כחדגעכ</w:t>
-      </w:r>
-      <w:proofErr w:type="spellEnd"/>
-      <w:r>
-        <w:rPr>
-          <w:rFonts w:ascii="Arial" w:hAnsi="Arial" w:cs="Arial" w:hint="cs"/>
-          <w:color w:val="C00000"/>
-          <w:sz w:val="21"/>
-          <w:szCs w:val="21"/>
-          <w:shd w:val="clear" w:color="auto" w:fill="FFFFFF"/>
-          <w:rtl/>
-        </w:rPr>
-        <w:t xml:space="preserve"> </w:t>
-      </w:r>
-      <w:proofErr w:type="spellStart"/>
-      <w:r>
-        <w:rPr>
-          <w:rFonts w:ascii="Arial" w:hAnsi="Arial" w:cs="Arial" w:hint="cs"/>
-          <w:color w:val="C00000"/>
-          <w:sz w:val="21"/>
-          <w:szCs w:val="21"/>
-          <w:shd w:val="clear" w:color="auto" w:fill="FFFFFF"/>
-          <w:rtl/>
-        </w:rPr>
-        <w:t>חגלדע</w:t>
-      </w:r>
-      <w:proofErr w:type="spellEnd"/>
-      <w:r>
-        <w:rPr>
-          <w:rFonts w:ascii="Arial" w:hAnsi="Arial" w:cs="Arial" w:hint="cs"/>
-          <w:color w:val="C00000"/>
-          <w:sz w:val="21"/>
-          <w:szCs w:val="21"/>
-          <w:shd w:val="clear" w:color="auto" w:fill="FFFFFF"/>
-          <w:rtl/>
-        </w:rPr>
-        <w:t xml:space="preserve"> </w:t>
-      </w:r>
-      <w:proofErr w:type="spellStart"/>
-      <w:r>
-        <w:rPr>
-          <w:rFonts w:ascii="Arial" w:hAnsi="Arial" w:cs="Arial" w:hint="cs"/>
-          <w:color w:val="C00000"/>
-          <w:sz w:val="21"/>
-          <w:szCs w:val="21"/>
-          <w:shd w:val="clear" w:color="auto" w:fill="FFFFFF"/>
-          <w:rtl/>
-        </w:rPr>
-        <w:t>כחלגעכח</w:t>
-      </w:r>
-      <w:proofErr w:type="spellEnd"/>
-      <w:r>
-        <w:rPr>
-          <w:rFonts w:ascii="Arial" w:hAnsi="Arial" w:cs="Arial" w:hint="cs"/>
-          <w:color w:val="C00000"/>
-          <w:sz w:val="21"/>
-          <w:szCs w:val="21"/>
-          <w:shd w:val="clear" w:color="auto" w:fill="FFFFFF"/>
-          <w:rtl/>
-        </w:rPr>
-        <w:t xml:space="preserve"> </w:t>
-      </w:r>
-      <w:proofErr w:type="spellStart"/>
-      <w:r>
-        <w:rPr>
-          <w:rFonts w:ascii="Arial" w:hAnsi="Arial" w:cs="Arial" w:hint="cs"/>
-          <w:color w:val="C00000"/>
-          <w:sz w:val="21"/>
-          <w:szCs w:val="21"/>
-          <w:shd w:val="clear" w:color="auto" w:fill="FFFFFF"/>
-          <w:rtl/>
-        </w:rPr>
-        <w:t>לגדעכחגעכ</w:t>
-      </w:r>
-      <w:proofErr w:type="spellEnd"/>
-      <w:r>
-        <w:rPr>
-          <w:rFonts w:ascii="Arial" w:hAnsi="Arial" w:cs="Arial" w:hint="cs"/>
-          <w:color w:val="C00000"/>
-          <w:sz w:val="21"/>
-          <w:szCs w:val="21"/>
-          <w:shd w:val="clear" w:color="auto" w:fill="FFFFFF"/>
-          <w:rtl/>
-        </w:rPr>
-        <w:t xml:space="preserve"> </w:t>
-      </w:r>
-      <w:proofErr w:type="spellStart"/>
-      <w:r>
-        <w:rPr>
-          <w:rFonts w:ascii="Arial" w:hAnsi="Arial" w:cs="Arial" w:hint="cs"/>
-          <w:color w:val="C00000"/>
-          <w:sz w:val="21"/>
-          <w:szCs w:val="21"/>
-          <w:shd w:val="clear" w:color="auto" w:fill="FFFFFF"/>
-          <w:rtl/>
-        </w:rPr>
-        <w:t>חדגעםואן</w:t>
-      </w:r>
-      <w:proofErr w:type="spellEnd"/>
+        <w:t>להביא עוד תפקידים שעשה בחברת החשמל</w:t>
+      </w:r>
     </w:p>
     <w:p>
       <w:pPr>
         <w:spacing w:line="360" w:lineRule="auto"/>
         <w:rPr>
           <w:rFonts w:asciiTheme="minorBidi" w:hAnsiTheme="minorBidi" w:cs="Arial"/>
+          <w:b/>
+          <w:bCs/>
         </w:rPr>
       </w:pPr>
       <w:r>
         <w:rPr>
           <w:rFonts w:asciiTheme="minorBidi" w:hAnsiTheme="minorBidi" w:hint="cs"/>
+          <w:b/>
+          <w:bCs/>
           <w:rtl/>
         </w:rPr>
         <w:t>2011</w:t>
@@ -790,6 +609,8 @@
       <w:r>
         <w:rPr>
           <w:rFonts w:asciiTheme="minorBidi" w:hAnsiTheme="minorBidi"/>
+          <w:b/>
+          <w:bCs/>
           <w:rtl/>
         </w:rPr>
         <w:t xml:space="preserve"> – </w:t>
@@ -797,12 +618,16 @@
       <w:r>
         <w:rPr>
           <w:rFonts w:asciiTheme="minorBidi" w:hAnsiTheme="minorBidi"/>
+          <w:b/>
+          <w:bCs/>
         </w:rPr>
         <w:t>2015</w:t>
       </w:r>
       <w:r>
         <w:rPr>
           <w:rFonts w:asciiTheme="minorBidi" w:hAnsiTheme="minorBidi"/>
+          <w:b/>
+          <w:bCs/>
           <w:rtl/>
         </w:rPr>
         <w:t xml:space="preserve"> : </w:t>
@@ -810,12 +635,16 @@
       <w:r>
         <w:rPr>
           <w:rFonts w:asciiTheme="minorBidi" w:hAnsiTheme="minorBidi" w:cs="Arial"/>
+          <w:b/>
+          <w:bCs/>
         </w:rPr>
         <w:t>retraiteplus.fr</w:t>
       </w:r>
       <w:r>
         <w:rPr>
           <w:rFonts w:asciiTheme="minorBidi" w:hAnsiTheme="minorBidi" w:cs="Arial" w:hint="cs"/>
+          <w:b/>
+          <w:bCs/>
           <w:rtl/>
         </w:rPr>
         <w:t xml:space="preserve"> </w:t>
@@ -823,6 +652,8 @@
       <w:r>
         <w:rPr>
           <w:rFonts w:asciiTheme="minorBidi" w:hAnsiTheme="minorBidi" w:cs="Arial"/>
+          <w:b/>
+          <w:bCs/>
           <w:rtl/>
         </w:rPr>
         <w:t>–</w:t>
@@ -830,9 +661,20 @@
       <w:r>
         <w:rPr>
           <w:rFonts w:asciiTheme="minorBidi" w:hAnsiTheme="minorBidi" w:cs="Arial" w:hint="cs"/>
+          <w:b/>
+          <w:bCs/>
           <w:rtl/>
         </w:rPr>
         <w:t xml:space="preserve"> </w:t>
+      </w:r>
+      <w:r>
+        <w:rPr>
+          <w:rFonts w:asciiTheme="minorBidi" w:hAnsiTheme="minorBidi" w:cs="Arial" w:hint="cs"/>
+          <w:b/>
+          <w:bCs/>
+          <w:rtl/>
+        </w:rPr>
+        <w:t>חברה המכוונת מטופלים</w:t>
       </w:r>
     </w:p>
     <w:p>
@@ -849,44 +691,10 @@
       </w:pPr>
       <w:r>
         <w:rPr>
-          <w:rFonts w:asciiTheme="minorBidi" w:hAnsiTheme="minorBidi" w:cs="Arial"/>
-          <w:rtl/>
-        </w:rPr>
-        <w:t>התמצאות לקוחות</w:t>
-      </w:r>
-      <w:r>
-        <w:rPr>
-          <w:rFonts w:asciiTheme="minorBidi" w:hAnsiTheme="minorBidi" w:cs="Arial"/>
-        </w:rPr>
-        <w:t xml:space="preserve"> </w:t>
-      </w:r>
-      <w:r>
-        <w:rPr>
           <w:rFonts w:asciiTheme="minorBidi" w:hAnsiTheme="minorBidi" w:cs="Arial" w:hint="cs"/>
           <w:rtl/>
         </w:rPr>
-        <w:t xml:space="preserve">לפי </w:t>
-      </w:r>
-      <w:r>
-        <w:rPr>
-          <w:rFonts w:asciiTheme="minorBidi" w:hAnsiTheme="minorBidi" w:cs="Arial" w:hint="cs"/>
-          <w:rtl/>
-        </w:rPr>
-        <w:t>בקשתם ו</w:t>
-      </w:r>
-      <w:r>
-        <w:rPr>
-          <w:rFonts w:asciiTheme="minorBidi" w:hAnsiTheme="minorBidi" w:cs="Arial"/>
-          <w:rtl/>
-        </w:rPr>
-        <w:t>מצב בריאותי</w:t>
-      </w:r>
-      <w:r>
-        <w:rPr>
-          <w:rFonts w:asciiTheme="minorBidi" w:hAnsiTheme="minorBidi" w:cs="Arial" w:hint="cs"/>
-          <w:rtl/>
-        </w:rPr>
-        <w:t>.</w:t>
+        <w:t>פקיד טלפוני.</w:t>
       </w:r>
     </w:p>
     <w:p>
@@ -901,187 +709,13 @@
           <w:rFonts w:asciiTheme="minorBidi" w:hAnsiTheme="minorBidi"/>
         </w:rPr>
       </w:pPr>
-      <w:proofErr w:type="spellStart"/>
-      <w:r>
-        <w:rPr>
-          <w:rFonts w:ascii="Arial" w:hAnsi="Arial" w:cs="Arial" w:hint="cs"/>
-          <w:color w:val="C00000"/>
-          <w:sz w:val="21"/>
-          <w:szCs w:val="21"/>
-          <w:shd w:val="clear" w:color="auto" w:fill="FFFFFF"/>
-          <w:rtl/>
-        </w:rPr>
-        <w:t>כנגחלעכ</w:t>
-      </w:r>
-      <w:proofErr w:type="spellEnd"/>
-      <w:r>
-        <w:rPr>
-          <w:rFonts w:ascii="Arial" w:hAnsi="Arial" w:cs="Arial" w:hint="cs"/>
-          <w:color w:val="C00000"/>
-          <w:sz w:val="21"/>
-          <w:szCs w:val="21"/>
-          <w:shd w:val="clear" w:color="auto" w:fill="FFFFFF"/>
-          <w:rtl/>
-        </w:rPr>
-        <w:t xml:space="preserve"> </w:t>
-      </w:r>
-      <w:proofErr w:type="spellStart"/>
-      <w:r>
-        <w:rPr>
-          <w:rFonts w:ascii="Arial" w:hAnsi="Arial" w:cs="Arial" w:hint="cs"/>
-          <w:color w:val="C00000"/>
-          <w:sz w:val="21"/>
-          <w:szCs w:val="21"/>
-          <w:shd w:val="clear" w:color="auto" w:fill="FFFFFF"/>
-          <w:rtl/>
-        </w:rPr>
-        <w:t>חדגעכחגדעכחדגע</w:t>
-      </w:r>
-      <w:proofErr w:type="spellEnd"/>
-      <w:r>
-        <w:rPr>
-          <w:rFonts w:ascii="Arial" w:hAnsi="Arial" w:cs="Arial" w:hint="cs"/>
-          <w:color w:val="C00000"/>
-          <w:sz w:val="21"/>
-          <w:szCs w:val="21"/>
-          <w:shd w:val="clear" w:color="auto" w:fill="FFFFFF"/>
-          <w:rtl/>
-        </w:rPr>
-        <w:t xml:space="preserve"> </w:t>
-      </w:r>
-      <w:proofErr w:type="spellStart"/>
-      <w:r>
-        <w:rPr>
-          <w:rFonts w:ascii="Arial" w:hAnsi="Arial" w:cs="Arial" w:hint="cs"/>
-          <w:color w:val="C00000"/>
-          <w:sz w:val="21"/>
-          <w:szCs w:val="21"/>
-          <w:shd w:val="clear" w:color="auto" w:fill="FFFFFF"/>
-          <w:rtl/>
-        </w:rPr>
-        <w:t>כחדגע</w:t>
-      </w:r>
-      <w:proofErr w:type="spellEnd"/>
-      <w:r>
-        <w:rPr>
-          <w:rFonts w:ascii="Arial" w:hAnsi="Arial" w:cs="Arial" w:hint="cs"/>
-          <w:color w:val="C00000"/>
-          <w:sz w:val="21"/>
-          <w:szCs w:val="21"/>
-          <w:shd w:val="clear" w:color="auto" w:fill="FFFFFF"/>
-          <w:rtl/>
-        </w:rPr>
-        <w:t xml:space="preserve"> </w:t>
-      </w:r>
-      <w:proofErr w:type="spellStart"/>
-      <w:r>
-        <w:rPr>
-          <w:rFonts w:ascii="Arial" w:hAnsi="Arial" w:cs="Arial" w:hint="cs"/>
-          <w:color w:val="C00000"/>
-          <w:sz w:val="21"/>
-          <w:szCs w:val="21"/>
-          <w:shd w:val="clear" w:color="auto" w:fill="FFFFFF"/>
-          <w:rtl/>
-        </w:rPr>
-        <w:t>כחדגעכ</w:t>
-      </w:r>
-      <w:proofErr w:type="spellEnd"/>
-      <w:r>
-        <w:rPr>
-          <w:rFonts w:ascii="Arial" w:hAnsi="Arial" w:cs="Arial" w:hint="cs"/>
-          <w:color w:val="C00000"/>
-          <w:sz w:val="21"/>
-          <w:szCs w:val="21"/>
-          <w:shd w:val="clear" w:color="auto" w:fill="FFFFFF"/>
-          <w:rtl/>
-        </w:rPr>
-        <w:t xml:space="preserve"> </w:t>
-      </w:r>
-      <w:proofErr w:type="spellStart"/>
-      <w:r>
-        <w:rPr>
-          <w:rFonts w:ascii="Arial" w:hAnsi="Arial" w:cs="Arial" w:hint="cs"/>
-          <w:color w:val="C00000"/>
-          <w:sz w:val="21"/>
-          <w:szCs w:val="21"/>
-          <w:shd w:val="clear" w:color="auto" w:fill="FFFFFF"/>
-          <w:rtl/>
-        </w:rPr>
-        <w:t>חגלדע</w:t>
-      </w:r>
-      <w:proofErr w:type="spellEnd"/>
-      <w:r>
-        <w:rPr>
-          <w:rFonts w:ascii="Arial" w:hAnsi="Arial" w:cs="Arial" w:hint="cs"/>
-          <w:color w:val="C00000"/>
-          <w:sz w:val="21"/>
-          <w:szCs w:val="21"/>
-          <w:shd w:val="clear" w:color="auto" w:fill="FFFFFF"/>
-          <w:rtl/>
-        </w:rPr>
-        <w:t xml:space="preserve"> </w:t>
-      </w:r>
-      <w:proofErr w:type="spellStart"/>
-      <w:r>
-        <w:rPr>
-          <w:rFonts w:ascii="Arial" w:hAnsi="Arial" w:cs="Arial" w:hint="cs"/>
-          <w:color w:val="C00000"/>
-          <w:sz w:val="21"/>
-          <w:szCs w:val="21"/>
-          <w:shd w:val="clear" w:color="auto" w:fill="FFFFFF"/>
-          <w:rtl/>
-        </w:rPr>
-        <w:t>כחלגעכח</w:t>
-      </w:r>
-      <w:proofErr w:type="spellEnd"/>
-      <w:r>
-        <w:rPr>
-          <w:rFonts w:ascii="Arial" w:hAnsi="Arial" w:cs="Arial" w:hint="cs"/>
-          <w:color w:val="C00000"/>
-          <w:sz w:val="21"/>
-          <w:szCs w:val="21"/>
-          <w:shd w:val="clear" w:color="auto" w:fill="FFFFFF"/>
-          <w:rtl/>
-        </w:rPr>
-        <w:t xml:space="preserve"> </w:t>
-      </w:r>
-      <w:proofErr w:type="spellStart"/>
-      <w:r>
-        <w:rPr>
-          <w:rFonts w:ascii="Arial" w:hAnsi="Arial" w:cs="Arial" w:hint="cs"/>
-          <w:color w:val="C00000"/>
-          <w:sz w:val="21"/>
-          <w:szCs w:val="21"/>
-          <w:shd w:val="clear" w:color="auto" w:fill="FFFFFF"/>
-          <w:rtl/>
-        </w:rPr>
-        <w:t>לגדעכחגעכ</w:t>
-      </w:r>
-      <w:proofErr w:type="spellEnd"/>
-      <w:r>
-        <w:rPr>
-          <w:rFonts w:ascii="Arial" w:hAnsi="Arial" w:cs="Arial" w:hint="cs"/>
-          <w:color w:val="C00000"/>
-          <w:sz w:val="21"/>
-          <w:szCs w:val="21"/>
-          <w:shd w:val="clear" w:color="auto" w:fill="FFFFFF"/>
-          <w:rtl/>
-        </w:rPr>
-        <w:t xml:space="preserve"> </w:t>
-      </w:r>
-      <w:proofErr w:type="spellStart"/>
-      <w:r>
-        <w:rPr>
-          <w:rFonts w:ascii="Arial" w:hAnsi="Arial" w:cs="Arial" w:hint="cs"/>
-          <w:color w:val="C00000"/>
-          <w:sz w:val="21"/>
-          <w:szCs w:val="21"/>
-          <w:shd w:val="clear" w:color="auto" w:fill="FFFFFF"/>
-          <w:rtl/>
-        </w:rPr>
-        <w:t>חדגעםואן</w:t>
-      </w:r>
-      <w:proofErr w:type="spellEnd"/>
+      <w:r>
+        <w:rPr>
+          <w:rFonts w:asciiTheme="minorBidi" w:hAnsiTheme="minorBidi" w:cs="Arial" w:hint="cs"/>
+          <w:rtl/>
+        </w:rPr>
+        <w:t>קבלת מטופלים/חולים והכוונתם למיקום הטיפול לפי מצב בריאותם.</w:t>
+      </w:r>
     </w:p>
     <w:p>
       <w:pPr>
@@ -1095,187 +729,13 @@
           <w:rFonts w:asciiTheme="minorBidi" w:hAnsiTheme="minorBidi"/>
         </w:rPr>
       </w:pPr>
-      <w:proofErr w:type="spellStart"/>
-      <w:r>
-        <w:rPr>
-          <w:rFonts w:ascii="Arial" w:hAnsi="Arial" w:cs="Arial" w:hint="cs"/>
-          <w:color w:val="C00000"/>
-          <w:sz w:val="21"/>
-          <w:szCs w:val="21"/>
-          <w:shd w:val="clear" w:color="auto" w:fill="FFFFFF"/>
-          <w:rtl/>
-        </w:rPr>
-        <w:t>כנגחלעכ</w:t>
-      </w:r>
-      <w:proofErr w:type="spellEnd"/>
-      <w:r>
-        <w:rPr>
-          <w:rFonts w:ascii="Arial" w:hAnsi="Arial" w:cs="Arial" w:hint="cs"/>
-          <w:color w:val="C00000"/>
-          <w:sz w:val="21"/>
-          <w:szCs w:val="21"/>
-          <w:shd w:val="clear" w:color="auto" w:fill="FFFFFF"/>
-          <w:rtl/>
-        </w:rPr>
-        <w:t xml:space="preserve"> </w:t>
-      </w:r>
-      <w:proofErr w:type="spellStart"/>
-      <w:r>
-        <w:rPr>
-          <w:rFonts w:ascii="Arial" w:hAnsi="Arial" w:cs="Arial" w:hint="cs"/>
-          <w:color w:val="C00000"/>
-          <w:sz w:val="21"/>
-          <w:szCs w:val="21"/>
-          <w:shd w:val="clear" w:color="auto" w:fill="FFFFFF"/>
-          <w:rtl/>
-        </w:rPr>
-        <w:t>חדגעכחגדעכחדגע</w:t>
-      </w:r>
-      <w:proofErr w:type="spellEnd"/>
-      <w:r>
-        <w:rPr>
-          <w:rFonts w:ascii="Arial" w:hAnsi="Arial" w:cs="Arial" w:hint="cs"/>
-          <w:color w:val="C00000"/>
-          <w:sz w:val="21"/>
-          <w:szCs w:val="21"/>
-          <w:shd w:val="clear" w:color="auto" w:fill="FFFFFF"/>
-          <w:rtl/>
-        </w:rPr>
-        <w:t xml:space="preserve"> </w:t>
-      </w:r>
-      <w:proofErr w:type="spellStart"/>
-      <w:r>
-        <w:rPr>
-          <w:rFonts w:ascii="Arial" w:hAnsi="Arial" w:cs="Arial" w:hint="cs"/>
-          <w:color w:val="C00000"/>
-          <w:sz w:val="21"/>
-          <w:szCs w:val="21"/>
-          <w:shd w:val="clear" w:color="auto" w:fill="FFFFFF"/>
-          <w:rtl/>
-        </w:rPr>
-        <w:t>כחדגע</w:t>
-      </w:r>
-      <w:proofErr w:type="spellEnd"/>
-      <w:r>
-        <w:rPr>
-          <w:rFonts w:ascii="Arial" w:hAnsi="Arial" w:cs="Arial" w:hint="cs"/>
-          <w:color w:val="C00000"/>
-          <w:sz w:val="21"/>
-          <w:szCs w:val="21"/>
-          <w:shd w:val="clear" w:color="auto" w:fill="FFFFFF"/>
-          <w:rtl/>
-        </w:rPr>
-        <w:t xml:space="preserve"> </w:t>
-      </w:r>
-      <w:proofErr w:type="spellStart"/>
-      <w:r>
-        <w:rPr>
-          <w:rFonts w:ascii="Arial" w:hAnsi="Arial" w:cs="Arial" w:hint="cs"/>
-          <w:color w:val="C00000"/>
-          <w:sz w:val="21"/>
-          <w:szCs w:val="21"/>
-          <w:shd w:val="clear" w:color="auto" w:fill="FFFFFF"/>
-          <w:rtl/>
-        </w:rPr>
-        <w:t>כחדגעכ</w:t>
-      </w:r>
-      <w:proofErr w:type="spellEnd"/>
-      <w:r>
-        <w:rPr>
-          <w:rFonts w:ascii="Arial" w:hAnsi="Arial" w:cs="Arial" w:hint="cs"/>
-          <w:color w:val="C00000"/>
-          <w:sz w:val="21"/>
-          <w:szCs w:val="21"/>
-          <w:shd w:val="clear" w:color="auto" w:fill="FFFFFF"/>
-          <w:rtl/>
-        </w:rPr>
-        <w:t xml:space="preserve"> </w:t>
-      </w:r>
-      <w:proofErr w:type="spellStart"/>
-      <w:r>
-        <w:rPr>
-          <w:rFonts w:ascii="Arial" w:hAnsi="Arial" w:cs="Arial" w:hint="cs"/>
-          <w:color w:val="C00000"/>
-          <w:sz w:val="21"/>
-          <w:szCs w:val="21"/>
-          <w:shd w:val="clear" w:color="auto" w:fill="FFFFFF"/>
-          <w:rtl/>
-        </w:rPr>
-        <w:t>חגלדע</w:t>
-      </w:r>
-      <w:proofErr w:type="spellEnd"/>
-      <w:r>
-        <w:rPr>
-          <w:rFonts w:ascii="Arial" w:hAnsi="Arial" w:cs="Arial" w:hint="cs"/>
-          <w:color w:val="C00000"/>
-          <w:sz w:val="21"/>
-          <w:szCs w:val="21"/>
-          <w:shd w:val="clear" w:color="auto" w:fill="FFFFFF"/>
-          <w:rtl/>
-        </w:rPr>
-        <w:t xml:space="preserve"> </w:t>
-      </w:r>
-      <w:proofErr w:type="spellStart"/>
-      <w:r>
-        <w:rPr>
-          <w:rFonts w:ascii="Arial" w:hAnsi="Arial" w:cs="Arial" w:hint="cs"/>
-          <w:color w:val="C00000"/>
-          <w:sz w:val="21"/>
-          <w:szCs w:val="21"/>
-          <w:shd w:val="clear" w:color="auto" w:fill="FFFFFF"/>
-          <w:rtl/>
-        </w:rPr>
-        <w:t>כחלגעכח</w:t>
-      </w:r>
-      <w:proofErr w:type="spellEnd"/>
-      <w:r>
-        <w:rPr>
-          <w:rFonts w:ascii="Arial" w:hAnsi="Arial" w:cs="Arial" w:hint="cs"/>
-          <w:color w:val="C00000"/>
-          <w:sz w:val="21"/>
-          <w:szCs w:val="21"/>
-          <w:shd w:val="clear" w:color="auto" w:fill="FFFFFF"/>
-          <w:rtl/>
-        </w:rPr>
-        <w:t xml:space="preserve"> </w:t>
-      </w:r>
-      <w:proofErr w:type="spellStart"/>
-      <w:r>
-        <w:rPr>
-          <w:rFonts w:ascii="Arial" w:hAnsi="Arial" w:cs="Arial" w:hint="cs"/>
-          <w:color w:val="C00000"/>
-          <w:sz w:val="21"/>
-          <w:szCs w:val="21"/>
-          <w:shd w:val="clear" w:color="auto" w:fill="FFFFFF"/>
-          <w:rtl/>
-        </w:rPr>
-        <w:t>לגדעכחגעכ</w:t>
-      </w:r>
-      <w:proofErr w:type="spellEnd"/>
-      <w:r>
-        <w:rPr>
-          <w:rFonts w:ascii="Arial" w:hAnsi="Arial" w:cs="Arial" w:hint="cs"/>
-          <w:color w:val="C00000"/>
-          <w:sz w:val="21"/>
-          <w:szCs w:val="21"/>
-          <w:shd w:val="clear" w:color="auto" w:fill="FFFFFF"/>
-          <w:rtl/>
-        </w:rPr>
-        <w:t xml:space="preserve"> </w:t>
-      </w:r>
-      <w:proofErr w:type="spellStart"/>
-      <w:r>
-        <w:rPr>
-          <w:rFonts w:ascii="Arial" w:hAnsi="Arial" w:cs="Arial" w:hint="cs"/>
-          <w:color w:val="C00000"/>
-          <w:sz w:val="21"/>
-          <w:szCs w:val="21"/>
-          <w:shd w:val="clear" w:color="auto" w:fill="FFFFFF"/>
-          <w:rtl/>
-        </w:rPr>
-        <w:t>חדגעםואן</w:t>
-      </w:r>
-      <w:proofErr w:type="spellEnd"/>
+      <w:r>
+        <w:rPr>
+          <w:rFonts w:asciiTheme="minorBidi" w:hAnsiTheme="minorBidi" w:cs="Arial" w:hint="cs"/>
+          <w:rtl/>
+        </w:rPr>
+        <w:t>הכוונת תיק רפואי של המטופלים.</w:t>
+      </w:r>
     </w:p>
     <w:p>
       <w:pPr>
@@ -1336,6 +796,8 @@
             <w:r>
               <w:rPr>
                 <w:rFonts w:cs="Arial" w:hint="cs"/>
+                <w:b/>
+                <w:bCs/>
                 <w:rtl/>
               </w:rPr>
               <w:t>199</w:t>
@@ -1343,6 +805,8 @@
             <w:r>
               <w:rPr>
                 <w:rFonts w:cs="Arial" w:hint="cs"/>
+                <w:b/>
+                <w:bCs/>
                 <w:rtl/>
               </w:rPr>
               <w:t>6</w:t>
@@ -1350,6 +814,8 @@
             <w:r>
               <w:rPr>
                 <w:rFonts w:cs="Arial" w:hint="cs"/>
+                <w:b/>
+                <w:bCs/>
                 <w:rtl/>
               </w:rPr>
               <w:t xml:space="preserve"> </w:t>
@@ -1357,6 +823,8 @@
             <w:r>
               <w:rPr>
                 <w:rFonts w:cs="Arial"/>
+                <w:b/>
+                <w:bCs/>
                 <w:rtl/>
               </w:rPr>
               <w:t>–</w:t>
@@ -1366,7 +834,16 @@
                 <w:rFonts w:cs="Arial" w:hint="cs"/>
                 <w:rtl/>
               </w:rPr>
-              <w:t xml:space="preserve"> 2010</w:t>
+              <w:t xml:space="preserve"> </w:t>
+            </w:r>
+            <w:r>
+              <w:rPr>
+                <w:rFonts w:cs="Arial" w:hint="cs"/>
+                <w:b/>
+                <w:bCs/>
+                <w:rtl/>
+              </w:rPr>
+              <w:t>2010</w:t>
             </w:r>
           </w:p>
         </w:tc>
@@ -1388,7 +865,7 @@
                 <w:rFonts w:cs="Arial" w:hint="cs"/>
                 <w:rtl/>
               </w:rPr>
-              <w:t>אברך כולל בלימודי קודש</w:t>
+              <w:t>לימודי קודש</w:t>
             </w:r>
           </w:p>
         </w:tc>
@@ -1397,7 +874,6 @@
         <w:tc>
           <w:tcPr>
             <w:tcW w:w="1553" w:type="dxa"/>
-            <w:vAlign w:val="center"/>
           </w:tcPr>
           <w:p>
             <w:pPr>
@@ -1405,12 +881,16 @@
               <w:jc w:val="center"/>
               <w:rPr>
                 <w:rFonts w:asciiTheme="minorBidi" w:hAnsiTheme="minorBidi"/>
+                <w:b/>
+                <w:bCs/>
                 <w:rtl/>
               </w:rPr>
             </w:pPr>
             <w:r>
               <w:rPr>
                 <w:rFonts w:cs="Arial"/>
+                <w:b/>
+                <w:bCs/>
                 <w:rtl/>
               </w:rPr>
               <w:t>1991 – 1994</w:t>
@@ -1432,18 +912,68 @@
             </w:pPr>
             <w:r>
               <w:rPr>
+                <w:rFonts w:cs="Arial" w:hint="cs"/>
+                <w:b/>
+                <w:bCs/>
+                <w:rtl/>
+              </w:rPr>
+              <w:t>הנדסת מכונות, טכניון חיפה</w:t>
+            </w:r>
+            <w:r>
+              <w:rPr>
                 <w:rFonts w:cs="Arial"/>
                 <w:rtl/>
               </w:rPr>
-              <w:t>תואר ראשון בהנדסת מכונות - טכניון חיפה</w:t>
+              <w:t xml:space="preserve"> </w:t>
             </w:r>
             <w:r>
               <w:rPr>
                 <w:rFonts w:cs="Arial" w:hint="cs"/>
                 <w:rtl/>
               </w:rPr>
-              <w:t>.</w:t>
+              <w:t>-</w:t>
             </w:r>
+            <w:r>
+              <w:rPr>
+                <w:rFonts w:cs="Arial"/>
+                <w:rtl/>
+              </w:rPr>
+              <w:t xml:space="preserve">תואר ראשון בהנדסת מכונות </w:t>
+            </w:r>
+          </w:p>
+          <w:p>
+            <w:pPr>
+              <w:spacing w:line="360" w:lineRule="auto"/>
+              <w:rPr>
+                <w:rFonts w:cs="Arial"/>
+                <w:rtl/>
+              </w:rPr>
+            </w:pPr>
+            <w:r>
+              <w:rPr>
+                <w:rFonts w:cs="Arial" w:hint="cs"/>
+                <w:rtl/>
+              </w:rPr>
+              <w:t xml:space="preserve">תחומי לימוד: </w:t>
+            </w:r>
+            <w:r>
+              <w:rPr>
+                <w:rFonts w:cs="Arial" w:hint="cs"/>
+                <w:color w:val="FF0000"/>
+                <w:rtl/>
+              </w:rPr>
+              <w:t xml:space="preserve">3-4 </w:t>
+            </w:r>
+            <w:proofErr w:type="spellStart"/>
+            <w:r>
+              <w:rPr>
+                <w:rFonts w:cs="Arial" w:hint="cs"/>
+                <w:color w:val="FF0000"/>
+                <w:rtl/>
+              </w:rPr>
+              <w:t>דבדים</w:t>
+            </w:r>
+            <w:proofErr w:type="spellEnd"/>
           </w:p>
         </w:tc>
       </w:tr>
@@ -1460,34 +990,35 @@
         <w:spacing w:line="360" w:lineRule="auto"/>
         <w:jc w:val="both"/>
         <w:rPr>
+          <w:rtl/>
+        </w:rPr>
+      </w:pPr>
+      <w:r>
+        <w:rPr>
+          <w:rFonts w:hint="cs"/>
           <w:b/>
           <w:bCs/>
           <w:u w:val="single"/>
           <w:rtl/>
         </w:rPr>
-      </w:pPr>
+        <w:t>שירות צבאי</w:t>
+      </w:r>
+      <w:r>
+        <w:rPr>
+          <w:rtl/>
+        </w:rPr>
+        <w:tab/>
+      </w:r>
       <w:r>
         <w:rPr>
           <w:rFonts w:hint="cs"/>
-          <w:b/>
-          <w:bCs/>
-          <w:u w:val="single"/>
-          <w:rtl/>
-        </w:rPr>
-        <w:t>ה</w:t>
+          <w:rtl/>
+        </w:rPr>
+        <w:t>1995</w:t>
       </w:r>
       <w:r>
         <w:rPr>
           <w:rFonts w:hint="cs"/>
-          <w:b/>
-          <w:bCs/>
-          <w:u w:val="single"/>
-          <w:rtl/>
-        </w:rPr>
-        <w:t>שירות צבאי</w:t>
-      </w:r>
-      <w:r>
-        <w:rPr>
           <w:rtl/>
         </w:rPr>
         <w:tab/>
@@ -1497,270 +1028,198 @@
           <w:rFonts w:hint="cs"/>
           <w:rtl/>
         </w:rPr>
-        <w:t>1995</w:t>
+        <w:t>שירות צבאי לעולים חדשים -</w:t>
       </w:r>
       <w:r>
         <w:rPr>
           <w:rFonts w:hint="cs"/>
           <w:rtl/>
         </w:rPr>
-        <w:tab/>
+        <w:t xml:space="preserve"> מחסנאי</w:t>
+      </w:r>
+      <w:r>
+        <w:t xml:space="preserve"> </w:t>
       </w:r>
       <w:r>
         <w:rPr>
           <w:rFonts w:hint="cs"/>
           <w:rtl/>
         </w:rPr>
-        <w:t xml:space="preserve">שירות צבאי לעולים חדשים - </w:t>
+        <w:t>(</w:t>
       </w:r>
       <w:r>
         <w:rPr>
           <w:rFonts w:hint="cs"/>
           <w:rtl/>
         </w:rPr>
-        <w:t xml:space="preserve">שלב ב' </w:t>
+        <w:t>שלב ב'</w:t>
       </w:r>
       <w:r>
         <w:rPr>
           <w:rFonts w:hint="cs"/>
           <w:rtl/>
         </w:rPr>
-        <w:t xml:space="preserve">- </w:t>
-      </w:r>
-      <w:r>
-        <w:rPr>
-          <w:rFonts w:hint="cs"/>
-          <w:rtl/>
-        </w:rPr>
-        <w:t>כמחסנאי</w:t>
-      </w:r>
-    </w:p>
-    <w:tbl>
-      <w:tblPr>
-        <w:tblStyle w:val="a3"/>
-        <w:bidiVisual/>
-        <w:tblW w:w="0" w:type="auto"/>
-        <w:tblBorders>
-          <w:top w:val="none" w:sz="0" w:space="0" w:color="auto"/>
-          <w:left w:val="none" w:sz="0" w:space="0" w:color="auto"/>
-          <w:bottom w:val="none" w:sz="0" w:space="0" w:color="auto"/>
-          <w:right w:val="none" w:sz="0" w:space="0" w:color="auto"/>
-          <w:insideH w:val="none" w:sz="0" w:space="0" w:color="auto"/>
-          <w:insideV w:val="none" w:sz="0" w:space="0" w:color="auto"/>
-        </w:tblBorders>
-        <w:tblLayout w:type="fixed"/>
-        <w:tblLook w:val="04A0" w:firstRow="1" w:lastRow="0" w:firstColumn="1" w:lastColumn="0" w:noHBand="0" w:noVBand="1"/>
-      </w:tblPr>
-      <w:tblGrid>
-        <w:gridCol w:w="8296"/>
-      </w:tblGrid>
-      <w:tr>
-        <w:trPr>
-          <w:trHeight w:val="441"/>
-        </w:trPr>
-        <w:tc>
-          <w:tcPr>
-            <w:tcW w:w="8296" w:type="dxa"/>
-            <w:vAlign w:val="center"/>
-          </w:tcPr>
-          <w:p>
-            <w:pPr>
-              <w:spacing w:line="360" w:lineRule="auto"/>
-              <w:rPr>
-                <w:b/>
-                <w:bCs/>
-                <w:u w:val="single"/>
-                <w:rtl/>
-              </w:rPr>
-            </w:pPr>
-            <w:r>
-              <w:rPr>
-                <w:rFonts w:cs="Arial"/>
-                <w:b/>
-                <w:bCs/>
-                <w:u w:val="single"/>
-                <w:rtl/>
-              </w:rPr>
-              <w:t>כלי מחשב</w:t>
-            </w:r>
-          </w:p>
-        </w:tc>
-      </w:tr>
-      <w:tr>
-        <w:trPr>
-          <w:trHeight w:val="1952"/>
-        </w:trPr>
-        <w:tc>
-          <w:tcPr>
-            <w:tcW w:w="8296" w:type="dxa"/>
-            <w:vAlign w:val="center"/>
-          </w:tcPr>
-          <w:p>
-            <w:pPr>
-              <w:pStyle w:val="a4"/>
-              <w:numPr>
-                <w:ilvl w:val="0"/>
-                <w:numId w:val="2"/>
-              </w:numPr>
-              <w:spacing w:line="360" w:lineRule="auto"/>
-              <w:rPr>
-                <w:rFonts w:asciiTheme="minorBidi" w:hAnsiTheme="minorBidi"/>
-              </w:rPr>
-            </w:pPr>
-            <w:r>
-              <w:rPr>
-                <w:rFonts w:asciiTheme="minorBidi" w:hAnsiTheme="minorBidi"/>
-              </w:rPr>
-              <w:t>WORD, EXCEL, POWERPOINT, OUTLOOK</w:t>
-            </w:r>
-          </w:p>
-          <w:p>
-            <w:pPr>
-              <w:pStyle w:val="a4"/>
-              <w:numPr>
-                <w:ilvl w:val="0"/>
-                <w:numId w:val="2"/>
-              </w:numPr>
-              <w:spacing w:line="360" w:lineRule="auto"/>
-              <w:rPr>
-                <w:rFonts w:asciiTheme="minorBidi" w:hAnsiTheme="minorBidi"/>
-              </w:rPr>
-            </w:pPr>
-            <w:r>
-              <w:rPr>
-                <w:rFonts w:asciiTheme="minorBidi" w:hAnsiTheme="minorBidi"/>
-              </w:rPr>
-              <w:t>SQL</w:t>
-            </w:r>
-          </w:p>
-          <w:p>
-            <w:pPr>
-              <w:pStyle w:val="a4"/>
-              <w:numPr>
-                <w:ilvl w:val="0"/>
-                <w:numId w:val="2"/>
-              </w:numPr>
-              <w:spacing w:line="360" w:lineRule="auto"/>
-              <w:rPr>
-                <w:rFonts w:asciiTheme="minorBidi" w:hAnsiTheme="minorBidi"/>
-              </w:rPr>
-            </w:pPr>
-            <w:r>
-              <w:rPr>
-                <w:rFonts w:asciiTheme="minorBidi" w:hAnsiTheme="minorBidi"/>
-              </w:rPr>
-              <w:t xml:space="preserve">servlets and </w:t>
-            </w:r>
-            <w:proofErr w:type="spellStart"/>
-            <w:r>
-              <w:rPr>
-                <w:rFonts w:asciiTheme="minorBidi" w:hAnsiTheme="minorBidi"/>
-              </w:rPr>
-              <w:t>jsp</w:t>
-            </w:r>
-            <w:proofErr w:type="spellEnd"/>
-          </w:p>
-          <w:p>
-            <w:pPr>
-              <w:pStyle w:val="a4"/>
-              <w:numPr>
-                <w:ilvl w:val="0"/>
-                <w:numId w:val="2"/>
-              </w:numPr>
-              <w:spacing w:line="360" w:lineRule="auto"/>
-              <w:rPr>
-                <w:rFonts w:asciiTheme="minorBidi" w:hAnsiTheme="minorBidi"/>
-              </w:rPr>
-            </w:pPr>
-            <w:r>
-              <w:rPr>
-                <w:rFonts w:asciiTheme="minorBidi" w:hAnsiTheme="minorBidi"/>
-              </w:rPr>
-              <w:t xml:space="preserve">J2EE </w:t>
-            </w:r>
-            <w:r>
-              <w:rPr>
-                <w:rFonts w:asciiTheme="minorBidi" w:hAnsiTheme="minorBidi"/>
-              </w:rPr>
-              <w:t>Technologies:</w:t>
-            </w:r>
-            <w:r>
-              <w:rPr>
-                <w:rFonts w:asciiTheme="minorBidi" w:hAnsiTheme="minorBidi"/>
-              </w:rPr>
-              <w:t xml:space="preserve">  Web </w:t>
-            </w:r>
-            <w:r>
-              <w:rPr>
-                <w:rFonts w:asciiTheme="minorBidi" w:hAnsiTheme="minorBidi"/>
-              </w:rPr>
-              <w:t>services, Rest</w:t>
-            </w:r>
-            <w:r>
-              <w:rPr>
-                <w:rFonts w:asciiTheme="minorBidi" w:hAnsiTheme="minorBidi"/>
-              </w:rPr>
-              <w:t xml:space="preserve"> services, EJB, JPA</w:t>
-            </w:r>
-          </w:p>
-          <w:p>
-            <w:pPr>
-              <w:pStyle w:val="a4"/>
-              <w:numPr>
-                <w:ilvl w:val="0"/>
-                <w:numId w:val="2"/>
-              </w:numPr>
-              <w:spacing w:line="360" w:lineRule="auto"/>
-              <w:rPr>
-                <w:rFonts w:asciiTheme="minorBidi" w:hAnsiTheme="minorBidi"/>
-              </w:rPr>
-            </w:pPr>
-            <w:r>
-              <w:rPr>
-                <w:rFonts w:asciiTheme="minorBidi" w:hAnsiTheme="minorBidi"/>
-              </w:rPr>
-              <w:t>Spring</w:t>
-            </w:r>
-          </w:p>
-          <w:p>
-            <w:pPr>
-              <w:pStyle w:val="a4"/>
-              <w:numPr>
-                <w:ilvl w:val="0"/>
-                <w:numId w:val="2"/>
-              </w:numPr>
-              <w:spacing w:line="360" w:lineRule="auto"/>
-              <w:rPr>
-                <w:rFonts w:asciiTheme="minorBidi" w:hAnsiTheme="minorBidi"/>
-                <w:rtl/>
-              </w:rPr>
-            </w:pPr>
-            <w:r>
-              <w:rPr>
-                <w:rFonts w:asciiTheme="minorBidi" w:hAnsiTheme="minorBidi"/>
-              </w:rPr>
-              <w:t>Mobile android applications</w:t>
-            </w:r>
-          </w:p>
-        </w:tc>
-      </w:tr>
-    </w:tbl>
-    <w:p>
-      <w:pPr>
-        <w:rPr>
-          <w:rFonts w:cs="Arial"/>
-          <w:rtl/>
-        </w:rPr>
-      </w:pPr>
+        <w:t>)</w:t>
+      </w:r>
     </w:p>
     <w:p>
       <w:pPr>
         <w:spacing w:line="360" w:lineRule="auto"/>
+        <w:jc w:val="both"/>
+        <w:rPr>
+          <w:b/>
+          <w:bCs/>
+          <w:u w:val="single"/>
+        </w:rPr>
+      </w:pPr>
+      <w:r>
+        <w:rPr>
+          <w:rFonts w:hint="cs"/>
+          <w:b/>
+          <w:bCs/>
+          <w:u w:val="single"/>
+          <w:rtl/>
+        </w:rPr>
+        <w:t>ידע במחשבים</w:t>
+      </w:r>
+    </w:p>
+    <w:p>
+      <w:pPr>
+        <w:spacing w:line="360" w:lineRule="auto"/>
+        <w:ind w:firstLine="360"/>
+        <w:rPr>
+          <w:rFonts w:asciiTheme="minorBidi" w:hAnsiTheme="minorBidi"/>
+        </w:rPr>
+      </w:pPr>
+      <w:r>
+        <w:rPr>
+          <w:rFonts w:hint="cs"/>
+          <w:b/>
+          <w:bCs/>
+          <w:rtl/>
+        </w:rPr>
+        <w:t>יישומ</w:t>
+      </w:r>
+      <w:r>
+        <w:rPr>
+          <w:rFonts w:hint="eastAsia"/>
+          <w:b/>
+          <w:bCs/>
+          <w:rtl/>
+        </w:rPr>
+        <w:t>י</w:t>
+      </w:r>
+      <w:r>
+        <w:rPr>
+          <w:rFonts w:hint="cs"/>
+          <w:b/>
+          <w:bCs/>
+          <w:rtl/>
+        </w:rPr>
+        <w:t xml:space="preserve"> מחשב</w:t>
+      </w:r>
+      <w:r>
+        <w:rPr>
+          <w:rFonts w:hint="cs"/>
+          <w:rtl/>
+        </w:rPr>
+        <w:t xml:space="preserve">  </w:t>
+      </w:r>
+      <w:r>
+        <w:rPr>
+          <w:rFonts w:asciiTheme="minorBidi" w:hAnsiTheme="minorBidi"/>
+        </w:rPr>
+        <w:t>WORD, EXCEL, POWERPOINT, OUTLOOK</w:t>
+      </w:r>
+    </w:p>
+    <w:p>
+      <w:pPr>
+        <w:spacing w:line="360" w:lineRule="auto"/>
+        <w:ind w:left="360"/>
+        <w:rPr>
+          <w:rFonts w:asciiTheme="minorBidi" w:hAnsiTheme="minorBidi"/>
+          <w:b/>
+          <w:bCs/>
+        </w:rPr>
+      </w:pPr>
+      <w:r>
+        <w:rPr>
+          <w:rFonts w:asciiTheme="minorBidi" w:hAnsiTheme="minorBidi" w:hint="cs"/>
+          <w:b/>
+          <w:bCs/>
+          <w:rtl/>
+        </w:rPr>
+        <w:t xml:space="preserve">שפות תכנות </w:t>
+      </w:r>
+      <w:r>
+        <w:rPr>
+          <w:rFonts w:asciiTheme="minorBidi" w:hAnsiTheme="minorBidi"/>
+        </w:rPr>
+        <w:t>Web services, Rest, EJB, JPA</w:t>
+      </w:r>
+      <w:r>
+        <w:rPr>
+          <w:rFonts w:asciiTheme="minorBidi" w:hAnsiTheme="minorBidi"/>
+        </w:rPr>
+        <w:t xml:space="preserve">,JSP,JAVA, </w:t>
+      </w:r>
+      <w:r>
+        <w:rPr>
+          <w:rFonts w:asciiTheme="minorBidi" w:hAnsiTheme="minorBidi"/>
+        </w:rPr>
+        <w:t>android</w:t>
+      </w:r>
+    </w:p>
+    <w:p>
+      <w:pPr>
+        <w:spacing w:line="360" w:lineRule="auto"/>
+        <w:ind w:left="360"/>
+        <w:rPr>
+          <w:rFonts w:asciiTheme="minorBidi" w:hAnsiTheme="minorBidi"/>
+          <w:rtl/>
+        </w:rPr>
+      </w:pPr>
+      <w:r>
+        <w:rPr>
+          <w:rFonts w:asciiTheme="minorBidi" w:hAnsiTheme="minorBidi" w:hint="cs"/>
+          <w:b/>
+          <w:bCs/>
+          <w:rtl/>
+        </w:rPr>
+        <w:t>בסיסי נתונים</w:t>
+      </w:r>
+      <w:r>
+        <w:rPr>
+          <w:rFonts w:asciiTheme="minorBidi" w:hAnsiTheme="minorBidi" w:hint="cs"/>
+          <w:b/>
+          <w:bCs/>
+          <w:rtl/>
+        </w:rPr>
+        <w:t xml:space="preserve">  </w:t>
+      </w:r>
+      <w:r>
+        <w:rPr>
+          <w:rFonts w:asciiTheme="minorBidi" w:hAnsiTheme="minorBidi"/>
+        </w:rPr>
+        <w:t>SQL</w:t>
+      </w:r>
+      <w:r>
+        <w:rPr>
+          <w:rFonts w:asciiTheme="minorBidi" w:hAnsiTheme="minorBidi"/>
+        </w:rPr>
+        <w:t>,</w:t>
+      </w:r>
+    </w:p>
+    <w:p>
+      <w:pPr>
+        <w:spacing w:line="360" w:lineRule="auto"/>
         <w:rPr>
           <w:rFonts w:cs="Arial"/>
           <w:rtl/>
         </w:rPr>
       </w:pPr>
+      <w:bookmarkStart w:id="0" w:name="_GoBack"/>
+      <w:bookmarkEnd w:id="0"/>
       <w:r>
         <w:rPr>
           <w:rFonts w:cs="Arial"/>
@@ -2743,6 +2202,7 @@
   <w:style w:type="character" w:default="1" w:styleId="a0">
     <w:name w:val="Default Paragraph Font"/>
     <w:uiPriority w:val="1"/>
+    <w:semiHidden/>
     <w:unhideWhenUsed/>
   </w:style>
   <w:style w:type="table" w:default="1" w:styleId="a1">
